--- a/Ideation Phase/Empathy Map.docx
+++ b/Ideation Phase/Empathy Map.docx
@@ -1,6 +1,6 @@
 
 <file path=word/document.xml><?xml version="1.0" encoding="utf-8"?>
-<w:document xmlns:wpc="http://schemas.microsoft.com/office/word/2010/wordprocessingCanvas" xmlns:cx="http://schemas.microsoft.com/office/drawing/2014/chartex" xmlns:cx1="http://schemas.microsoft.com/office/drawing/2015/9/8/chartex" xmlns:cx2="http://schemas.microsoft.com/office/drawing/2015/10/21/chartex" xmlns:cx3="http://schemas.microsoft.com/office/drawing/2016/5/9/chartex" xmlns:cx4="http://schemas.microsoft.com/office/drawing/2016/5/10/chartex" xmlns:cx5="http://schemas.microsoft.com/office/drawing/2016/5/11/chartex" xmlns:cx6="http://schemas.microsoft.com/office/drawing/2016/5/12/chartex" xmlns:cx7="http://schemas.microsoft.com/office/drawing/2016/5/13/chartex" xmlns:cx8="http://schemas.microsoft.com/office/drawing/2016/5/14/chartex" xmlns:mc="http://schemas.openxmlformats.org/markup-compatibility/2006" xmlns:aink="http://schemas.microsoft.com/office/drawing/2016/ink" xmlns:am3d="http://schemas.microsoft.com/office/drawing/2017/model3d" xmlns:o="urn:schemas-microsoft-com:office:office" xmlns:oel="http://schemas.microsoft.com/office/2019/extlst" xmlns:r="http://schemas.openxmlformats.org/officeDocument/2006/relationships" xmlns:m="http://schemas.openxmlformats.org/officeDocument/2006/math" xmlns:v="urn:schemas-microsoft-com:vml" xmlns:wp14="http://schemas.microsoft.com/office/word/2010/wordprocessingDrawing" xmlns:wp="http://schemas.openxmlformats.org/drawingml/2006/wordprocessingDrawing" xmlns:w10="urn:schemas-microsoft-com:office:word" xmlns:w="http://schemas.openxmlformats.org/wordprocessingml/2006/main" xmlns:w14="http://schemas.microsoft.com/office/word/2010/wordml" xmlns:w15="http://schemas.microsoft.com/office/word/2012/wordml" xmlns:w16cex="http://schemas.microsoft.com/office/word/2018/wordml/cex" xmlns:w16cid="http://schemas.microsoft.com/office/word/2016/wordml/cid" xmlns:w16="http://schemas.microsoft.com/office/word/2018/wordml" xmlns:w16du="http://schemas.microsoft.com/office/word/2023/wordml/word16du" xmlns:w16sdtdh="http://schemas.microsoft.com/office/word/2020/wordml/sdtdatahash" xmlns:w16sdtfl="http://schemas.microsoft.com/office/word/2024/wordml/sdtformatlock" xmlns:w16se="http://schemas.microsoft.com/office/word/2015/wordml/symex" xmlns:wpg="http://schemas.microsoft.com/office/word/2010/wordprocessingGroup" xmlns:wpi="http://schemas.microsoft.com/office/word/2010/wordprocessingInk" xmlns:wne="http://schemas.microsoft.com/office/word/2006/wordml" xmlns:wps="http://schemas.microsoft.com/office/word/2010/wordprocessingShape" mc:Ignorable="w14 w15 w16se w16cid w16 w16cex w16sdtdh w16sdtfl w16du wp14">
+<w:document xmlns:ve="http://schemas.openxmlformats.org/markup-compatibility/2006" xmlns:o="urn:schemas-microsoft-com:office:office" xmlns:r="http://schemas.openxmlformats.org/officeDocument/2006/relationships" xmlns:m="http://schemas.openxmlformats.org/officeDocument/2006/math" xmlns:v="urn:schemas-microsoft-com:vml" xmlns:wp="http://schemas.openxmlformats.org/drawingml/2006/wordprocessingDrawing" xmlns:w10="urn:schemas-microsoft-com:office:word" xmlns:w="http://schemas.openxmlformats.org/wordprocessingml/2006/main" xmlns:wne="http://schemas.microsoft.com/office/word/2006/wordml">
   <w:body>
     <w:p>
       <w:pPr>
@@ -64,7 +64,7 @@
           <w:insideV w:val="single" w:sz="4" w:space="0" w:color="000000"/>
         </w:tblBorders>
         <w:tblLayout w:type="fixed"/>
-        <w:tblLook w:val="0400" w:firstRow="0" w:lastRow="0" w:firstColumn="0" w:lastColumn="0" w:noHBand="0" w:noVBand="1"/>
+        <w:tblLook w:val="0400"/>
       </w:tblPr>
       <w:tblGrid>
         <w:gridCol w:w="4508"/>
@@ -169,305 +169,71 @@
       </w:pPr>
     </w:p>
     <w:p>
-      <w:r>
-        <w:t>Team: Dharshini Priya S, Thanusha Peneti, Yogananda Reddy Chinnannagari, Mudiyala Shashank Reddy</w:t>
+      <w:pPr>
+        <w:rPr>
+          <w:b/>
+        </w:rPr>
+      </w:pPr>
+      <w:r>
+        <w:t xml:space="preserve">Team: </w:t>
+      </w:r>
+      <w:r>
+        <w:rPr>
+          <w:b/>
+        </w:rPr>
+        <w:t xml:space="preserve">Dharshini Priya S, </w:t>
       </w:r>
     </w:p>
     <w:p>
       <w:pPr>
         <w:rPr>
           <w:b/>
-          <w:sz w:val="24"/>
-          <w:szCs w:val="24"/>
         </w:rPr>
       </w:pPr>
       <w:r>
         <w:rPr>
           <w:b/>
-          <w:sz w:val="24"/>
-          <w:szCs w:val="24"/>
-        </w:rPr>
-        <w:t>Empathy Map Canvas:</w:t>
+        </w:rPr>
+        <w:t xml:space="preserve">            </w:t>
+      </w:r>
+      <w:r>
+        <w:rPr>
+          <w:b/>
+        </w:rPr>
+        <w:t xml:space="preserve">Thanusha Peneti, </w:t>
       </w:r>
     </w:p>
     <w:p>
       <w:pPr>
-        <w:pBdr>
-          <w:top w:val="nil"/>
-          <w:left w:val="nil"/>
-          <w:bottom w:val="nil"/>
-          <w:right w:val="nil"/>
-          <w:between w:val="nil"/>
-        </w:pBdr>
-        <w:spacing w:after="0" w:line="240" w:lineRule="auto"/>
-        <w:jc w:val="both"/>
-        <w:rPr>
-          <w:color w:val="2A2A2A"/>
-          <w:sz w:val="24"/>
-          <w:szCs w:val="24"/>
+        <w:rPr>
+          <w:b/>
         </w:rPr>
       </w:pPr>
       <w:r>
         <w:rPr>
-          <w:color w:val="2A2A2A"/>
-          <w:sz w:val="24"/>
-          <w:szCs w:val="24"/>
-        </w:rPr>
-        <w:t xml:space="preserve">An empathy map is a simple, easy-to-digest visual that captures knowledge about a user’s behaviours and attitudes. </w:t>
+          <w:b/>
+        </w:rPr>
+        <w:t xml:space="preserve">            </w:t>
+      </w:r>
+      <w:r>
+        <w:rPr>
+          <w:b/>
+        </w:rPr>
+        <w:t xml:space="preserve">Yogananda Reddy Chinnannagari, </w:t>
       </w:r>
     </w:p>
     <w:p>
-      <w:pPr>
-        <w:pBdr>
-          <w:top w:val="nil"/>
-          <w:left w:val="nil"/>
-          <w:bottom w:val="nil"/>
-          <w:right w:val="nil"/>
-          <w:between w:val="nil"/>
-        </w:pBdr>
-        <w:spacing w:after="0" w:line="240" w:lineRule="auto"/>
-        <w:jc w:val="both"/>
-        <w:rPr>
-          <w:color w:val="2A2A2A"/>
-          <w:sz w:val="24"/>
-          <w:szCs w:val="24"/>
-        </w:rPr>
-      </w:pPr>
-    </w:p>
-    <w:p>
-      <w:pPr>
-        <w:pBdr>
-          <w:top w:val="nil"/>
-          <w:left w:val="nil"/>
-          <w:bottom w:val="nil"/>
-          <w:right w:val="nil"/>
-          <w:between w:val="nil"/>
-        </w:pBdr>
-        <w:spacing w:after="0" w:line="240" w:lineRule="auto"/>
-        <w:jc w:val="both"/>
-        <w:rPr>
-          <w:color w:val="2A2A2A"/>
-          <w:sz w:val="24"/>
-          <w:szCs w:val="24"/>
-        </w:rPr>
-      </w:pPr>
-      <w:r>
-        <w:rPr>
-          <w:color w:val="2A2A2A"/>
-          <w:sz w:val="24"/>
-          <w:szCs w:val="24"/>
-        </w:rPr>
-        <w:t>It is a useful tool to helps teams better understand their users.</w:t>
-      </w:r>
-    </w:p>
-    <w:p>
-      <w:pPr>
-        <w:jc w:val="both"/>
-        <w:rPr>
-          <w:color w:val="2A2A2A"/>
-          <w:sz w:val="24"/>
-          <w:szCs w:val="24"/>
-        </w:rPr>
-      </w:pPr>
-      <w:r>
-        <w:rPr>
-          <w:color w:val="2A2A2A"/>
-          <w:sz w:val="24"/>
-          <w:szCs w:val="24"/>
-        </w:rPr>
-        <w:t>Creating an effective solution requires understanding the true problem and the person who is experiencing it. The exercise of creating the map helps participants consider things from the user’s perspective along with his or her goals and challenges.</w:t>
-      </w:r>
-    </w:p>
-    <w:p>
-      <w:pPr>
-        <w:jc w:val="both"/>
-        <w:rPr>
-          <w:b/>
-          <w:color w:val="2A2A2A"/>
-          <w:sz w:val="24"/>
-          <w:szCs w:val="24"/>
-        </w:rPr>
-      </w:pPr>
-      <w:r>
-        <w:rPr>
-          <w:b/>
-          <w:color w:val="2A2A2A"/>
-          <w:sz w:val="24"/>
-          <w:szCs w:val="24"/>
-        </w:rPr>
-        <w:t>Example:</w:t>
-      </w:r>
-    </w:p>
-    <w:p>
-      <w:pPr>
-        <w:jc w:val="both"/>
-        <w:rPr>
-          <w:b/>
-          <w:color w:val="2A2A2A"/>
-          <w:sz w:val="24"/>
-          <w:szCs w:val="24"/>
-        </w:rPr>
-      </w:pPr>
-      <w:r>
-        <w:rPr>
-          <w:noProof/>
-        </w:rPr>
-        <w:drawing>
-          <wp:inline distT="0" distB="0" distL="0" distR="0" wp14:anchorId="2985B6C3" wp14:editId="09C1267E">
-            <wp:extent cx="5731510" cy="3974465"/>
-            <wp:effectExtent l="0" t="0" r="0" b="0"/>
-            <wp:docPr id="5" name="image2.jpg" descr="Diagram&#10;&#10;Description automatically generated"/>
-            <wp:cNvGraphicFramePr/>
-            <a:graphic xmlns:a="http://schemas.openxmlformats.org/drawingml/2006/main">
-              <a:graphicData uri="http://schemas.openxmlformats.org/drawingml/2006/picture">
-                <pic:pic xmlns:pic="http://schemas.openxmlformats.org/drawingml/2006/picture">
-                  <pic:nvPicPr>
-                    <pic:cNvPr id="0" name="image2.jpg" descr="Diagram&#10;&#10;Description automatically generated"/>
-                    <pic:cNvPicPr preferRelativeResize="0"/>
-                  </pic:nvPicPr>
-                  <pic:blipFill>
-                    <a:blip r:embed="rId7"/>
-                    <a:srcRect/>
-                    <a:stretch>
-                      <a:fillRect/>
-                    </a:stretch>
-                  </pic:blipFill>
-                  <pic:spPr>
-                    <a:xfrm>
-                      <a:off x="0" y="0"/>
-                      <a:ext cx="5731510" cy="3974465"/>
-                    </a:xfrm>
-                    <a:prstGeom prst="rect">
-                      <a:avLst/>
-                    </a:prstGeom>
-                    <a:ln/>
-                  </pic:spPr>
-                </pic:pic>
-              </a:graphicData>
-            </a:graphic>
-          </wp:inline>
-        </w:drawing>
-      </w:r>
-    </w:p>
-    <w:p>
-      <w:pPr>
-        <w:rPr>
-          <w:sz w:val="24"/>
-          <w:szCs w:val="24"/>
-        </w:rPr>
-      </w:pPr>
-    </w:p>
-    <w:p>
-      <w:r>
-        <w:rPr>
-          <w:sz w:val="24"/>
-          <w:szCs w:val="24"/>
-        </w:rPr>
-        <w:t xml:space="preserve">Reference: </w:t>
-      </w:r>
-      <w:hyperlink r:id="rId8">
-        <w:r>
-          <w:rPr>
-            <w:color w:val="0563C1"/>
-            <w:u w:val="single"/>
-          </w:rPr>
-          <w:t>https://www.mural.co/templates/empathy-map-canvas</w:t>
-        </w:r>
-      </w:hyperlink>
-    </w:p>
-    <w:p>
-      <w:pPr>
-        <w:jc w:val="both"/>
-        <w:rPr>
-          <w:b/>
-          <w:color w:val="2A2A2A"/>
-          <w:sz w:val="24"/>
-          <w:szCs w:val="24"/>
-        </w:rPr>
-      </w:pPr>
-    </w:p>
-    <w:p>
-      <w:pPr>
-        <w:jc w:val="both"/>
-        <w:rPr>
-          <w:b/>
-          <w:color w:val="2A2A2A"/>
-          <w:sz w:val="24"/>
-          <w:szCs w:val="24"/>
-        </w:rPr>
-      </w:pPr>
-    </w:p>
-    <w:p>
-      <w:pPr>
-        <w:jc w:val="both"/>
-        <w:rPr>
-          <w:b/>
-          <w:color w:val="2A2A2A"/>
-          <w:sz w:val="24"/>
-          <w:szCs w:val="24"/>
-        </w:rPr>
-      </w:pPr>
-      <w:r>
-        <w:rPr>
-          <w:b/>
-          <w:color w:val="2A2A2A"/>
-          <w:sz w:val="24"/>
-          <w:szCs w:val="24"/>
-        </w:rPr>
-        <w:t>Example: Food Ordering &amp; Delivery Application</w:t>
-      </w:r>
-    </w:p>
-    <w:p>
-      <w:pPr>
-        <w:rPr>
-          <w:sz w:val="24"/>
-          <w:szCs w:val="24"/>
-        </w:rPr>
-      </w:pPr>
-      <w:r>
-        <w:rPr>
-          <w:noProof/>
-        </w:rPr>
-        <w:drawing>
-          <wp:inline distT="0" distB="0" distL="0" distR="0" wp14:anchorId="51EE6678" wp14:editId="41DDFA5C">
-            <wp:extent cx="5100449" cy="4371490"/>
-            <wp:effectExtent l="0" t="0" r="0" b="0"/>
-            <wp:docPr id="6" name="image1.jpg" descr="Diagram&#10;&#10;Description automatically generated"/>
-            <wp:cNvGraphicFramePr/>
-            <a:graphic xmlns:a="http://schemas.openxmlformats.org/drawingml/2006/main">
-              <a:graphicData uri="http://schemas.openxmlformats.org/drawingml/2006/picture">
-                <pic:pic xmlns:pic="http://schemas.openxmlformats.org/drawingml/2006/picture">
-                  <pic:nvPicPr>
-                    <pic:cNvPr id="0" name="image1.jpg" descr="Diagram&#10;&#10;Description automatically generated"/>
-                    <pic:cNvPicPr preferRelativeResize="0"/>
-                  </pic:nvPicPr>
-                  <pic:blipFill>
-                    <a:blip r:embed="rId9"/>
-                    <a:srcRect/>
-                    <a:stretch>
-                      <a:fillRect/>
-                    </a:stretch>
-                  </pic:blipFill>
-                  <pic:spPr>
-                    <a:xfrm>
-                      <a:off x="0" y="0"/>
-                      <a:ext cx="5100449" cy="4371490"/>
-                    </a:xfrm>
-                    <a:prstGeom prst="rect">
-                      <a:avLst/>
-                    </a:prstGeom>
-                    <a:ln/>
-                  </pic:spPr>
-                </pic:pic>
-              </a:graphicData>
-            </a:graphic>
-          </wp:inline>
-        </w:drawing>
-      </w:r>
-    </w:p>
-    <w:p>
-      <w:r>
-        <w:br w:type="page"/>
+      <w:r>
+        <w:rPr>
+          <w:b/>
+        </w:rPr>
+        <w:t xml:space="preserve">            </w:t>
+      </w:r>
+      <w:r>
+        <w:rPr>
+          <w:b/>
+        </w:rPr>
+        <w:t>Mudiyala Shashank Reddy</w:t>
       </w:r>
     </w:p>
     <w:p>
@@ -475,7 +241,6 @@
         <w:pStyle w:val="Heading2"/>
       </w:pPr>
       <w:r>
-        <w:lastRenderedPageBreak/>
         <w:t>Our Project's Empathy Map Canvas</w:t>
       </w:r>
     </w:p>
@@ -491,11 +256,11 @@
       <w:tblPr>
         <w:tblStyle w:val="TableGrid"/>
         <w:tblW w:w="0" w:type="auto"/>
-        <w:tblLook w:val="04A0" w:firstRow="1" w:lastRow="0" w:firstColumn="1" w:lastColumn="0" w:noHBand="0" w:noVBand="1"/>
+        <w:tblLook w:val="04A0"/>
       </w:tblPr>
       <w:tblGrid>
-        <w:gridCol w:w="4508"/>
-        <w:gridCol w:w="4508"/>
+        <w:gridCol w:w="4513"/>
+        <w:gridCol w:w="4513"/>
       </w:tblGrid>
       <w:tr>
         <w:tc>
@@ -638,7 +403,7 @@
     </w:tbl>
     <w:p/>
     <w:sectPr>
-      <w:headerReference w:type="default" r:id="rId10"/>
+      <w:headerReference w:type="default" r:id="rId7"/>
       <w:pgSz w:w="11906" w:h="16838"/>
       <w:pgMar w:top="851" w:right="1440" w:bottom="1440" w:left="1440" w:header="708" w:footer="708" w:gutter="0"/>
       <w:pgNumType w:start="1"/>
@@ -649,8 +414,8 @@
 </file>
 
 <file path=word/endnotes.xml><?xml version="1.0" encoding="utf-8"?>
-<w:endnotes xmlns:wpc="http://schemas.microsoft.com/office/word/2010/wordprocessingCanvas" xmlns:cx="http://schemas.microsoft.com/office/drawing/2014/chartex" xmlns:cx1="http://schemas.microsoft.com/office/drawing/2015/9/8/chartex" xmlns:cx2="http://schemas.microsoft.com/office/drawing/2015/10/21/chartex" xmlns:cx3="http://schemas.microsoft.com/office/drawing/2016/5/9/chartex" xmlns:cx4="http://schemas.microsoft.com/office/drawing/2016/5/10/chartex" xmlns:cx5="http://schemas.microsoft.com/office/drawing/2016/5/11/chartex" xmlns:cx6="http://schemas.microsoft.com/office/drawing/2016/5/12/chartex" xmlns:cx7="http://schemas.microsoft.com/office/drawing/2016/5/13/chartex" xmlns:cx8="http://schemas.microsoft.com/office/drawing/2016/5/14/chartex" xmlns:mc="http://schemas.openxmlformats.org/markup-compatibility/2006" xmlns:aink="http://schemas.microsoft.com/office/drawing/2016/ink" xmlns:am3d="http://schemas.microsoft.com/office/drawing/2017/model3d" xmlns:o="urn:schemas-microsoft-com:office:office" xmlns:oel="http://schemas.microsoft.com/office/2019/extlst" xmlns:r="http://schemas.openxmlformats.org/officeDocument/2006/relationships" xmlns:m="http://schemas.openxmlformats.org/officeDocument/2006/math" xmlns:v="urn:schemas-microsoft-com:vml" xmlns:wp14="http://schemas.microsoft.com/office/word/2010/wordprocessingDrawing" xmlns:wp="http://schemas.openxmlformats.org/drawingml/2006/wordprocessingDrawing" xmlns:w10="urn:schemas-microsoft-com:office:word" xmlns:w="http://schemas.openxmlformats.org/wordprocessingml/2006/main" xmlns:w14="http://schemas.microsoft.com/office/word/2010/wordml" xmlns:w15="http://schemas.microsoft.com/office/word/2012/wordml" xmlns:w16cex="http://schemas.microsoft.com/office/word/2018/wordml/cex" xmlns:w16cid="http://schemas.microsoft.com/office/word/2016/wordml/cid" xmlns:w16="http://schemas.microsoft.com/office/word/2018/wordml" xmlns:w16du="http://schemas.microsoft.com/office/word/2023/wordml/word16du" xmlns:w16sdtdh="http://schemas.microsoft.com/office/word/2020/wordml/sdtdatahash" xmlns:w16sdtfl="http://schemas.microsoft.com/office/word/2024/wordml/sdtformatlock" xmlns:w16se="http://schemas.microsoft.com/office/word/2015/wordml/symex" xmlns:wpg="http://schemas.microsoft.com/office/word/2010/wordprocessingGroup" xmlns:wpi="http://schemas.microsoft.com/office/word/2010/wordprocessingInk" xmlns:wne="http://schemas.microsoft.com/office/word/2006/wordml" xmlns:wps="http://schemas.microsoft.com/office/word/2010/wordprocessingShape" mc:Ignorable="w14 w15 w16se w16cid w16 w16cex w16sdtdh w16sdtfl w16du wp14">
-  <w:endnote w:type="separator" w:id="-1">
+<w:endnotes xmlns:ve="http://schemas.openxmlformats.org/markup-compatibility/2006" xmlns:o="urn:schemas-microsoft-com:office:office" xmlns:r="http://schemas.openxmlformats.org/officeDocument/2006/relationships" xmlns:m="http://schemas.openxmlformats.org/officeDocument/2006/math" xmlns:v="urn:schemas-microsoft-com:vml" xmlns:wp="http://schemas.openxmlformats.org/drawingml/2006/wordprocessingDrawing" xmlns:w10="urn:schemas-microsoft-com:office:word" xmlns:w="http://schemas.openxmlformats.org/wordprocessingml/2006/main" xmlns:wne="http://schemas.microsoft.com/office/word/2006/wordml">
+  <w:endnote w:type="separator" w:id="0">
     <w:p>
       <w:pPr>
         <w:spacing w:after="0" w:line="240" w:lineRule="auto"/>
@@ -660,7 +425,7 @@
       </w:r>
     </w:p>
   </w:endnote>
-  <w:endnote w:type="continuationSeparator" w:id="0">
+  <w:endnote w:type="continuationSeparator" w:id="1">
     <w:p>
       <w:pPr>
         <w:spacing w:after="0" w:line="240" w:lineRule="auto"/>
@@ -674,8 +439,8 @@
 </file>
 
 <file path=word/footnotes.xml><?xml version="1.0" encoding="utf-8"?>
-<w:footnotes xmlns:wpc="http://schemas.microsoft.com/office/word/2010/wordprocessingCanvas" xmlns:cx="http://schemas.microsoft.com/office/drawing/2014/chartex" xmlns:cx1="http://schemas.microsoft.com/office/drawing/2015/9/8/chartex" xmlns:cx2="http://schemas.microsoft.com/office/drawing/2015/10/21/chartex" xmlns:cx3="http://schemas.microsoft.com/office/drawing/2016/5/9/chartex" xmlns:cx4="http://schemas.microsoft.com/office/drawing/2016/5/10/chartex" xmlns:cx5="http://schemas.microsoft.com/office/drawing/2016/5/11/chartex" xmlns:cx6="http://schemas.microsoft.com/office/drawing/2016/5/12/chartex" xmlns:cx7="http://schemas.microsoft.com/office/drawing/2016/5/13/chartex" xmlns:cx8="http://schemas.microsoft.com/office/drawing/2016/5/14/chartex" xmlns:mc="http://schemas.openxmlformats.org/markup-compatibility/2006" xmlns:aink="http://schemas.microsoft.com/office/drawing/2016/ink" xmlns:am3d="http://schemas.microsoft.com/office/drawing/2017/model3d" xmlns:o="urn:schemas-microsoft-com:office:office" xmlns:oel="http://schemas.microsoft.com/office/2019/extlst" xmlns:r="http://schemas.openxmlformats.org/officeDocument/2006/relationships" xmlns:m="http://schemas.openxmlformats.org/officeDocument/2006/math" xmlns:v="urn:schemas-microsoft-com:vml" xmlns:wp14="http://schemas.microsoft.com/office/word/2010/wordprocessingDrawing" xmlns:wp="http://schemas.openxmlformats.org/drawingml/2006/wordprocessingDrawing" xmlns:w10="urn:schemas-microsoft-com:office:word" xmlns:w="http://schemas.openxmlformats.org/wordprocessingml/2006/main" xmlns:w14="http://schemas.microsoft.com/office/word/2010/wordml" xmlns:w15="http://schemas.microsoft.com/office/word/2012/wordml" xmlns:w16cex="http://schemas.microsoft.com/office/word/2018/wordml/cex" xmlns:w16cid="http://schemas.microsoft.com/office/word/2016/wordml/cid" xmlns:w16="http://schemas.microsoft.com/office/word/2018/wordml" xmlns:w16du="http://schemas.microsoft.com/office/word/2023/wordml/word16du" xmlns:w16sdtdh="http://schemas.microsoft.com/office/word/2020/wordml/sdtdatahash" xmlns:w16sdtfl="http://schemas.microsoft.com/office/word/2024/wordml/sdtformatlock" xmlns:w16se="http://schemas.microsoft.com/office/word/2015/wordml/symex" xmlns:wpg="http://schemas.microsoft.com/office/word/2010/wordprocessingGroup" xmlns:wpi="http://schemas.microsoft.com/office/word/2010/wordprocessingInk" xmlns:wne="http://schemas.microsoft.com/office/word/2006/wordml" xmlns:wps="http://schemas.microsoft.com/office/word/2010/wordprocessingShape" mc:Ignorable="w14 w15 w16se w16cid w16 w16cex w16sdtdh w16sdtfl w16du wp14">
-  <w:footnote w:type="separator" w:id="-1">
+<w:footnotes xmlns:ve="http://schemas.openxmlformats.org/markup-compatibility/2006" xmlns:o="urn:schemas-microsoft-com:office:office" xmlns:r="http://schemas.openxmlformats.org/officeDocument/2006/relationships" xmlns:m="http://schemas.openxmlformats.org/officeDocument/2006/math" xmlns:v="urn:schemas-microsoft-com:vml" xmlns:wp="http://schemas.openxmlformats.org/drawingml/2006/wordprocessingDrawing" xmlns:w10="urn:schemas-microsoft-com:office:word" xmlns:w="http://schemas.openxmlformats.org/wordprocessingml/2006/main" xmlns:wne="http://schemas.microsoft.com/office/word/2006/wordml">
+  <w:footnote w:type="separator" w:id="0">
     <w:p>
       <w:pPr>
         <w:spacing w:after="0" w:line="240" w:lineRule="auto"/>
@@ -685,7 +450,7 @@
       </w:r>
     </w:p>
   </w:footnote>
-  <w:footnote w:type="continuationSeparator" w:id="0">
+  <w:footnote w:type="continuationSeparator" w:id="1">
     <w:p>
       <w:pPr>
         <w:spacing w:after="0" w:line="240" w:lineRule="auto"/>
@@ -699,7 +464,7 @@
 </file>
 
 <file path=word/header1.xml><?xml version="1.0" encoding="utf-8"?>
-<w:hdr xmlns:wpc="http://schemas.microsoft.com/office/word/2010/wordprocessingCanvas" xmlns:cx="http://schemas.microsoft.com/office/drawing/2014/chartex" xmlns:cx1="http://schemas.microsoft.com/office/drawing/2015/9/8/chartex" xmlns:cx2="http://schemas.microsoft.com/office/drawing/2015/10/21/chartex" xmlns:cx3="http://schemas.microsoft.com/office/drawing/2016/5/9/chartex" xmlns:cx4="http://schemas.microsoft.com/office/drawing/2016/5/10/chartex" xmlns:cx5="http://schemas.microsoft.com/office/drawing/2016/5/11/chartex" xmlns:cx6="http://schemas.microsoft.com/office/drawing/2016/5/12/chartex" xmlns:cx7="http://schemas.microsoft.com/office/drawing/2016/5/13/chartex" xmlns:cx8="http://schemas.microsoft.com/office/drawing/2016/5/14/chartex" xmlns:mc="http://schemas.openxmlformats.org/markup-compatibility/2006" xmlns:aink="http://schemas.microsoft.com/office/drawing/2016/ink" xmlns:am3d="http://schemas.microsoft.com/office/drawing/2017/model3d" xmlns:o="urn:schemas-microsoft-com:office:office" xmlns:oel="http://schemas.microsoft.com/office/2019/extlst" xmlns:r="http://schemas.openxmlformats.org/officeDocument/2006/relationships" xmlns:m="http://schemas.openxmlformats.org/officeDocument/2006/math" xmlns:v="urn:schemas-microsoft-com:vml" xmlns:wp14="http://schemas.microsoft.com/office/word/2010/wordprocessingDrawing" xmlns:wp="http://schemas.openxmlformats.org/drawingml/2006/wordprocessingDrawing" xmlns:w10="urn:schemas-microsoft-com:office:word" xmlns:w="http://schemas.openxmlformats.org/wordprocessingml/2006/main" xmlns:w14="http://schemas.microsoft.com/office/word/2010/wordml" xmlns:w15="http://schemas.microsoft.com/office/word/2012/wordml" xmlns:w16cex="http://schemas.microsoft.com/office/word/2018/wordml/cex" xmlns:w16cid="http://schemas.microsoft.com/office/word/2016/wordml/cid" xmlns:w16="http://schemas.microsoft.com/office/word/2018/wordml" xmlns:w16du="http://schemas.microsoft.com/office/word/2023/wordml/word16du" xmlns:w16sdtdh="http://schemas.microsoft.com/office/word/2020/wordml/sdtdatahash" xmlns:w16sdtfl="http://schemas.microsoft.com/office/word/2024/wordml/sdtformatlock" xmlns:w16se="http://schemas.microsoft.com/office/word/2015/wordml/symex" xmlns:wpg="http://schemas.microsoft.com/office/word/2010/wordprocessingGroup" xmlns:wpi="http://schemas.microsoft.com/office/word/2010/wordprocessingInk" xmlns:wne="http://schemas.microsoft.com/office/word/2006/wordml" xmlns:wps="http://schemas.microsoft.com/office/word/2010/wordprocessingShape" mc:Ignorable="w14 w15 w16se w16cid w16 w16cex w16sdtdh w16sdtfl w16du wp14">
+<w:hdr xmlns:ve="http://schemas.openxmlformats.org/markup-compatibility/2006" xmlns:o="urn:schemas-microsoft-com:office:office" xmlns:r="http://schemas.openxmlformats.org/officeDocument/2006/relationships" xmlns:m="http://schemas.openxmlformats.org/officeDocument/2006/math" xmlns:v="urn:schemas-microsoft-com:vml" xmlns:wp="http://schemas.openxmlformats.org/drawingml/2006/wordprocessingDrawing" xmlns:w10="urn:schemas-microsoft-com:office:word" xmlns:w="http://schemas.openxmlformats.org/wordprocessingml/2006/main" xmlns:wne="http://schemas.microsoft.com/office/word/2006/wordml">
   <w:p>
     <w:pPr>
       <w:pStyle w:val="Header"/>
@@ -707,9 +472,10 @@
     <w:r>
       <w:rPr>
         <w:noProof/>
+        <w:lang w:val="en-US" w:eastAsia="en-US"/>
       </w:rPr>
       <w:drawing>
-        <wp:anchor distT="0" distB="0" distL="114300" distR="114300" simplePos="0" relativeHeight="251659264" behindDoc="1" locked="0" layoutInCell="1" allowOverlap="1" wp14:anchorId="13E2B823" wp14:editId="3EA29330">
+        <wp:anchor distT="0" distB="0" distL="114300" distR="114300" simplePos="0" relativeHeight="251659264" behindDoc="1" locked="0" layoutInCell="1" allowOverlap="1">
           <wp:simplePos x="0" y="0"/>
           <wp:positionH relativeFrom="column">
             <wp:posOffset>4686300</wp:posOffset>
@@ -743,7 +509,7 @@
                   <a:blip r:embed="rId1">
                     <a:extLst>
                       <a:ext uri="{28A0092B-C50C-407E-A947-70E740481C1C}">
-                        <a14:useLocalDpi xmlns:a14="http://schemas.microsoft.com/office/drawing/2010/main" val="0"/>
+                        <a14:useLocalDpi xmlns:a14="http://schemas.microsoft.com/office/drawing/2010/main" xmlns:wps="http://schemas.microsoft.com/office/word/2010/wordprocessingShape" xmlns:wpi="http://schemas.microsoft.com/office/word/2010/wordprocessingInk" xmlns:wpg="http://schemas.microsoft.com/office/word/2010/wordprocessingGroup" xmlns:w16se="http://schemas.microsoft.com/office/word/2015/wordml/symex" xmlns:w16sdtfl="http://schemas.microsoft.com/office/word/2024/wordml/sdtformatlock" xmlns:w16sdtdh="http://schemas.microsoft.com/office/word/2020/wordml/sdtdatahash" xmlns:w16du="http://schemas.microsoft.com/office/word/2023/wordml/word16du" xmlns:w16="http://schemas.microsoft.com/office/word/2018/wordml" xmlns:w16cid="http://schemas.microsoft.com/office/word/2016/wordml/cid" xmlns:w16cex="http://schemas.microsoft.com/office/word/2018/wordml/cex" xmlns:w15="http://schemas.microsoft.com/office/word/2012/wordml" xmlns:w14="http://schemas.microsoft.com/office/word/2010/wordml" xmlns:w="http://schemas.openxmlformats.org/wordprocessingml/2006/main" xmlns:w10="urn:schemas-microsoft-com:office:word" xmlns:wp14="http://schemas.microsoft.com/office/word/2010/wordprocessingDrawing" xmlns:v="urn:schemas-microsoft-com:vml" xmlns:oel="http://schemas.microsoft.com/office/2019/extlst" xmlns:o="urn:schemas-microsoft-com:office:office" xmlns:am3d="http://schemas.microsoft.com/office/drawing/2017/model3d" xmlns:aink="http://schemas.microsoft.com/office/drawing/2016/ink" xmlns:mc="http://schemas.openxmlformats.org/markup-compatibility/2006" xmlns:cx8="http://schemas.microsoft.com/office/drawing/2016/5/14/chartex" xmlns:cx7="http://schemas.microsoft.com/office/drawing/2016/5/13/chartex" xmlns:cx6="http://schemas.microsoft.com/office/drawing/2016/5/12/chartex" xmlns:cx5="http://schemas.microsoft.com/office/drawing/2016/5/11/chartex" xmlns:cx4="http://schemas.microsoft.com/office/drawing/2016/5/10/chartex" xmlns:cx3="http://schemas.microsoft.com/office/drawing/2016/5/9/chartex" xmlns:cx2="http://schemas.microsoft.com/office/drawing/2015/10/21/chartex" xmlns:cx1="http://schemas.microsoft.com/office/drawing/2015/9/8/chartex" xmlns:cx="http://schemas.microsoft.com/office/drawing/2014/chartex" xmlns:wpc="http://schemas.microsoft.com/office/word/2010/wordprocessingCanvas" xmlns="" val="0"/>
                       </a:ext>
                     </a:extLst>
                   </a:blip>
@@ -763,18 +529,16 @@
               </pic:pic>
             </a:graphicData>
           </a:graphic>
-          <wp14:sizeRelV relativeFrom="margin">
-            <wp14:pctHeight>0</wp14:pctHeight>
-          </wp14:sizeRelV>
         </wp:anchor>
       </w:drawing>
     </w:r>
     <w:r>
       <w:rPr>
         <w:noProof/>
+        <w:lang w:val="en-US" w:eastAsia="en-US"/>
       </w:rPr>
       <w:drawing>
-        <wp:anchor distT="0" distB="0" distL="114300" distR="114300" simplePos="0" relativeHeight="251658240" behindDoc="1" locked="0" layoutInCell="1" allowOverlap="1" wp14:anchorId="457608CC" wp14:editId="011CC903">
+        <wp:anchor distT="0" distB="0" distL="114300" distR="114300" simplePos="0" relativeHeight="251658240" behindDoc="1" locked="0" layoutInCell="1" allowOverlap="1">
           <wp:simplePos x="0" y="0"/>
           <wp:positionH relativeFrom="column">
             <wp:posOffset>-838200</wp:posOffset>
@@ -808,7 +572,7 @@
                   <a:blip r:embed="rId2">
                     <a:extLst>
                       <a:ext uri="{28A0092B-C50C-407E-A947-70E740481C1C}">
-                        <a14:useLocalDpi xmlns:a14="http://schemas.microsoft.com/office/drawing/2010/main" val="0"/>
+                        <a14:useLocalDpi xmlns:a14="http://schemas.microsoft.com/office/drawing/2010/main" xmlns:wps="http://schemas.microsoft.com/office/word/2010/wordprocessingShape" xmlns:wpi="http://schemas.microsoft.com/office/word/2010/wordprocessingInk" xmlns:wpg="http://schemas.microsoft.com/office/word/2010/wordprocessingGroup" xmlns:w16se="http://schemas.microsoft.com/office/word/2015/wordml/symex" xmlns:w16sdtfl="http://schemas.microsoft.com/office/word/2024/wordml/sdtformatlock" xmlns:w16sdtdh="http://schemas.microsoft.com/office/word/2020/wordml/sdtdatahash" xmlns:w16du="http://schemas.microsoft.com/office/word/2023/wordml/word16du" xmlns:w16="http://schemas.microsoft.com/office/word/2018/wordml" xmlns:w16cid="http://schemas.microsoft.com/office/word/2016/wordml/cid" xmlns:w16cex="http://schemas.microsoft.com/office/word/2018/wordml/cex" xmlns:w15="http://schemas.microsoft.com/office/word/2012/wordml" xmlns:w14="http://schemas.microsoft.com/office/word/2010/wordml" xmlns:w="http://schemas.openxmlformats.org/wordprocessingml/2006/main" xmlns:w10="urn:schemas-microsoft-com:office:word" xmlns:wp14="http://schemas.microsoft.com/office/word/2010/wordprocessingDrawing" xmlns:v="urn:schemas-microsoft-com:vml" xmlns:oel="http://schemas.microsoft.com/office/2019/extlst" xmlns:o="urn:schemas-microsoft-com:office:office" xmlns:am3d="http://schemas.microsoft.com/office/drawing/2017/model3d" xmlns:aink="http://schemas.microsoft.com/office/drawing/2016/ink" xmlns:mc="http://schemas.openxmlformats.org/markup-compatibility/2006" xmlns:cx8="http://schemas.microsoft.com/office/drawing/2016/5/14/chartex" xmlns:cx7="http://schemas.microsoft.com/office/drawing/2016/5/13/chartex" xmlns:cx6="http://schemas.microsoft.com/office/drawing/2016/5/12/chartex" xmlns:cx5="http://schemas.microsoft.com/office/drawing/2016/5/11/chartex" xmlns:cx4="http://schemas.microsoft.com/office/drawing/2016/5/10/chartex" xmlns:cx3="http://schemas.microsoft.com/office/drawing/2016/5/9/chartex" xmlns:cx2="http://schemas.microsoft.com/office/drawing/2015/10/21/chartex" xmlns:cx1="http://schemas.microsoft.com/office/drawing/2015/9/8/chartex" xmlns:cx="http://schemas.microsoft.com/office/drawing/2014/chartex" xmlns:wpc="http://schemas.microsoft.com/office/word/2010/wordprocessingCanvas" xmlns="" val="0"/>
                       </a:ext>
                     </a:extLst>
                   </a:blip>
@@ -828,12 +592,6 @@
               </pic:pic>
             </a:graphicData>
           </a:graphic>
-          <wp14:sizeRelH relativeFrom="margin">
-            <wp14:pctWidth>0</wp14:pctWidth>
-          </wp14:sizeRelH>
-          <wp14:sizeRelV relativeFrom="margin">
-            <wp14:pctHeight>0</wp14:pctHeight>
-          </wp14:sizeRelV>
         </wp:anchor>
       </w:drawing>
     </w:r>
@@ -842,7 +600,7 @@
 </file>
 
 <file path=word/styles.xml><?xml version="1.0" encoding="utf-8"?>
-<w:styles xmlns:mc="http://schemas.openxmlformats.org/markup-compatibility/2006" xmlns:r="http://schemas.openxmlformats.org/officeDocument/2006/relationships" xmlns:w="http://schemas.openxmlformats.org/wordprocessingml/2006/main" xmlns:w14="http://schemas.microsoft.com/office/word/2010/wordml" xmlns:w15="http://schemas.microsoft.com/office/word/2012/wordml" xmlns:w16cex="http://schemas.microsoft.com/office/word/2018/wordml/cex" xmlns:w16cid="http://schemas.microsoft.com/office/word/2016/wordml/cid" xmlns:w16="http://schemas.microsoft.com/office/word/2018/wordml" xmlns:w16du="http://schemas.microsoft.com/office/word/2023/wordml/word16du" xmlns:w16sdtdh="http://schemas.microsoft.com/office/word/2020/wordml/sdtdatahash" xmlns:w16sdtfl="http://schemas.microsoft.com/office/word/2024/wordml/sdtformatlock" xmlns:w16se="http://schemas.microsoft.com/office/word/2015/wordml/symex" mc:Ignorable="w14 w15 w16se w16cid w16 w16cex w16sdtdh w16sdtfl w16du">
+<w:styles xmlns:r="http://schemas.openxmlformats.org/officeDocument/2006/relationships" xmlns:w="http://schemas.openxmlformats.org/wordprocessingml/2006/main">
   <w:docDefaults>
     <w:rPrDefault>
       <w:rPr>
@@ -858,387 +616,149 @@
       </w:pPr>
     </w:pPrDefault>
   </w:docDefaults>
-  <w:latentStyles w:defLockedState="0" w:defUIPriority="99" w:defSemiHidden="0" w:defUnhideWhenUsed="0" w:defQFormat="0" w:count="376">
-    <w:lsdException w:name="Normal" w:uiPriority="0" w:qFormat="1"/>
-    <w:lsdException w:name="heading 1" w:uiPriority="9" w:qFormat="1"/>
-    <w:lsdException w:name="heading 2" w:semiHidden="1" w:uiPriority="9" w:unhideWhenUsed="1" w:qFormat="1"/>
-    <w:lsdException w:name="heading 3" w:semiHidden="1" w:uiPriority="9" w:unhideWhenUsed="1" w:qFormat="1"/>
-    <w:lsdException w:name="heading 4" w:semiHidden="1" w:uiPriority="9" w:unhideWhenUsed="1" w:qFormat="1"/>
-    <w:lsdException w:name="heading 5" w:semiHidden="1" w:uiPriority="9" w:unhideWhenUsed="1" w:qFormat="1"/>
-    <w:lsdException w:name="heading 6" w:semiHidden="1" w:uiPriority="9" w:unhideWhenUsed="1" w:qFormat="1"/>
-    <w:lsdException w:name="heading 7" w:semiHidden="1" w:uiPriority="9" w:unhideWhenUsed="1" w:qFormat="1"/>
-    <w:lsdException w:name="heading 8" w:semiHidden="1" w:uiPriority="9" w:unhideWhenUsed="1" w:qFormat="1"/>
-    <w:lsdException w:name="heading 9" w:semiHidden="1" w:uiPriority="9" w:unhideWhenUsed="1" w:qFormat="1"/>
-    <w:lsdException w:name="index 1" w:semiHidden="1" w:unhideWhenUsed="1"/>
-    <w:lsdException w:name="index 2" w:semiHidden="1" w:unhideWhenUsed="1"/>
-    <w:lsdException w:name="index 3" w:semiHidden="1" w:unhideWhenUsed="1"/>
-    <w:lsdException w:name="index 4" w:semiHidden="1" w:unhideWhenUsed="1"/>
-    <w:lsdException w:name="index 5" w:semiHidden="1" w:unhideWhenUsed="1"/>
-    <w:lsdException w:name="index 6" w:semiHidden="1" w:unhideWhenUsed="1"/>
-    <w:lsdException w:name="index 7" w:semiHidden="1" w:unhideWhenUsed="1"/>
-    <w:lsdException w:name="index 8" w:semiHidden="1" w:unhideWhenUsed="1"/>
-    <w:lsdException w:name="index 9" w:semiHidden="1" w:unhideWhenUsed="1"/>
-    <w:lsdException w:name="toc 1" w:semiHidden="1" w:uiPriority="39" w:unhideWhenUsed="1"/>
-    <w:lsdException w:name="toc 2" w:semiHidden="1" w:uiPriority="39" w:unhideWhenUsed="1"/>
-    <w:lsdException w:name="toc 3" w:semiHidden="1" w:uiPriority="39" w:unhideWhenUsed="1"/>
-    <w:lsdException w:name="toc 4" w:semiHidden="1" w:uiPriority="39" w:unhideWhenUsed="1"/>
-    <w:lsdException w:name="toc 5" w:semiHidden="1" w:uiPriority="39" w:unhideWhenUsed="1"/>
-    <w:lsdException w:name="toc 6" w:semiHidden="1" w:uiPriority="39" w:unhideWhenUsed="1"/>
-    <w:lsdException w:name="toc 7" w:semiHidden="1" w:uiPriority="39" w:unhideWhenUsed="1"/>
-    <w:lsdException w:name="toc 8" w:semiHidden="1" w:uiPriority="39" w:unhideWhenUsed="1"/>
-    <w:lsdException w:name="toc 9" w:semiHidden="1" w:uiPriority="39" w:unhideWhenUsed="1"/>
-    <w:lsdException w:name="Normal Indent" w:semiHidden="1" w:unhideWhenUsed="1"/>
-    <w:lsdException w:name="footnote text" w:semiHidden="1" w:unhideWhenUsed="1"/>
-    <w:lsdException w:name="annotation text" w:semiHidden="1" w:unhideWhenUsed="1"/>
-    <w:lsdException w:name="header" w:semiHidden="1" w:unhideWhenUsed="1"/>
-    <w:lsdException w:name="footer" w:semiHidden="1" w:unhideWhenUsed="1"/>
-    <w:lsdException w:name="index heading" w:semiHidden="1" w:unhideWhenUsed="1"/>
-    <w:lsdException w:name="caption" w:semiHidden="1" w:uiPriority="35" w:unhideWhenUsed="1" w:qFormat="1"/>
-    <w:lsdException w:name="table of figures" w:semiHidden="1" w:unhideWhenUsed="1"/>
-    <w:lsdException w:name="envelope address" w:semiHidden="1" w:unhideWhenUsed="1"/>
-    <w:lsdException w:name="envelope return" w:semiHidden="1" w:unhideWhenUsed="1"/>
-    <w:lsdException w:name="footnote reference" w:semiHidden="1" w:unhideWhenUsed="1"/>
-    <w:lsdException w:name="annotation reference" w:semiHidden="1" w:unhideWhenUsed="1"/>
-    <w:lsdException w:name="line number" w:semiHidden="1" w:unhideWhenUsed="1"/>
-    <w:lsdException w:name="page number" w:semiHidden="1" w:unhideWhenUsed="1"/>
-    <w:lsdException w:name="endnote reference" w:semiHidden="1" w:unhideWhenUsed="1"/>
-    <w:lsdException w:name="endnote text" w:semiHidden="1" w:unhideWhenUsed="1"/>
-    <w:lsdException w:name="table of authorities" w:semiHidden="1" w:unhideWhenUsed="1"/>
-    <w:lsdException w:name="macro" w:semiHidden="1" w:unhideWhenUsed="1"/>
-    <w:lsdException w:name="toa heading" w:semiHidden="1" w:unhideWhenUsed="1"/>
-    <w:lsdException w:name="List" w:semiHidden="1" w:unhideWhenUsed="1"/>
-    <w:lsdException w:name="List Bullet" w:semiHidden="1" w:unhideWhenUsed="1"/>
-    <w:lsdException w:name="List Number" w:semiHidden="1" w:unhideWhenUsed="1"/>
-    <w:lsdException w:name="List 2" w:semiHidden="1" w:unhideWhenUsed="1"/>
-    <w:lsdException w:name="List 3" w:semiHidden="1" w:unhideWhenUsed="1"/>
-    <w:lsdException w:name="List 4" w:semiHidden="1" w:unhideWhenUsed="1"/>
-    <w:lsdException w:name="List 5" w:semiHidden="1" w:unhideWhenUsed="1"/>
-    <w:lsdException w:name="List Bullet 2" w:semiHidden="1" w:unhideWhenUsed="1"/>
-    <w:lsdException w:name="List Bullet 3" w:semiHidden="1" w:unhideWhenUsed="1"/>
-    <w:lsdException w:name="List Bullet 4" w:semiHidden="1" w:unhideWhenUsed="1"/>
-    <w:lsdException w:name="List Bullet 5" w:semiHidden="1" w:unhideWhenUsed="1"/>
-    <w:lsdException w:name="List Number 2" w:semiHidden="1" w:unhideWhenUsed="1"/>
-    <w:lsdException w:name="List Number 3" w:semiHidden="1" w:unhideWhenUsed="1"/>
-    <w:lsdException w:name="List Number 4" w:semiHidden="1" w:unhideWhenUsed="1"/>
-    <w:lsdException w:name="List Number 5" w:semiHidden="1" w:unhideWhenUsed="1"/>
-    <w:lsdException w:name="Title" w:uiPriority="10" w:qFormat="1"/>
-    <w:lsdException w:name="Closing" w:semiHidden="1" w:unhideWhenUsed="1"/>
-    <w:lsdException w:name="Signature" w:semiHidden="1" w:unhideWhenUsed="1"/>
-    <w:lsdException w:name="Default Paragraph Font" w:semiHidden="1" w:uiPriority="1" w:unhideWhenUsed="1"/>
-    <w:lsdException w:name="Body Text" w:semiHidden="1" w:unhideWhenUsed="1"/>
-    <w:lsdException w:name="Body Text Indent" w:semiHidden="1" w:unhideWhenUsed="1"/>
-    <w:lsdException w:name="List Continue" w:semiHidden="1" w:unhideWhenUsed="1"/>
-    <w:lsdException w:name="List Continue 2" w:semiHidden="1" w:unhideWhenUsed="1"/>
-    <w:lsdException w:name="List Continue 3" w:semiHidden="1" w:unhideWhenUsed="1"/>
-    <w:lsdException w:name="List Continue 4" w:semiHidden="1" w:unhideWhenUsed="1"/>
-    <w:lsdException w:name="List Continue 5" w:semiHidden="1" w:unhideWhenUsed="1"/>
-    <w:lsdException w:name="Message Header" w:semiHidden="1" w:unhideWhenUsed="1"/>
-    <w:lsdException w:name="Subtitle" w:uiPriority="11" w:qFormat="1"/>
-    <w:lsdException w:name="Salutation" w:semiHidden="1" w:unhideWhenUsed="1"/>
-    <w:lsdException w:name="Date" w:semiHidden="1" w:unhideWhenUsed="1"/>
-    <w:lsdException w:name="Body Text First Indent" w:semiHidden="1" w:unhideWhenUsed="1"/>
-    <w:lsdException w:name="Body Text First Indent 2" w:semiHidden="1" w:unhideWhenUsed="1"/>
-    <w:lsdException w:name="Note Heading" w:semiHidden="1" w:unhideWhenUsed="1"/>
-    <w:lsdException w:name="Body Text 2" w:semiHidden="1" w:unhideWhenUsed="1"/>
-    <w:lsdException w:name="Body Text 3" w:semiHidden="1" w:unhideWhenUsed="1"/>
-    <w:lsdException w:name="Body Text Indent 2" w:semiHidden="1" w:unhideWhenUsed="1"/>
-    <w:lsdException w:name="Body Text Indent 3" w:semiHidden="1" w:unhideWhenUsed="1"/>
-    <w:lsdException w:name="Block Text" w:semiHidden="1" w:unhideWhenUsed="1"/>
-    <w:lsdException w:name="Hyperlink" w:semiHidden="1" w:unhideWhenUsed="1"/>
-    <w:lsdException w:name="FollowedHyperlink" w:semiHidden="1" w:unhideWhenUsed="1"/>
-    <w:lsdException w:name="Strong" w:uiPriority="22" w:qFormat="1"/>
-    <w:lsdException w:name="Emphasis" w:uiPriority="20" w:qFormat="1"/>
-    <w:lsdException w:name="Document Map" w:semiHidden="1" w:unhideWhenUsed="1"/>
-    <w:lsdException w:name="Plain Text" w:semiHidden="1" w:unhideWhenUsed="1"/>
-    <w:lsdException w:name="E-mail Signature" w:semiHidden="1" w:unhideWhenUsed="1"/>
-    <w:lsdException w:name="HTML Top of Form" w:semiHidden="1" w:unhideWhenUsed="1"/>
-    <w:lsdException w:name="HTML Bottom of Form" w:semiHidden="1" w:unhideWhenUsed="1"/>
-    <w:lsdException w:name="Normal (Web)" w:semiHidden="1" w:unhideWhenUsed="1"/>
-    <w:lsdException w:name="HTML Acronym" w:semiHidden="1" w:unhideWhenUsed="1"/>
-    <w:lsdException w:name="HTML Address" w:semiHidden="1" w:unhideWhenUsed="1"/>
-    <w:lsdException w:name="HTML Cite" w:semiHidden="1" w:unhideWhenUsed="1"/>
-    <w:lsdException w:name="HTML Code" w:semiHidden="1" w:unhideWhenUsed="1"/>
-    <w:lsdException w:name="HTML Definition" w:semiHidden="1" w:unhideWhenUsed="1"/>
-    <w:lsdException w:name="HTML Keyboard" w:semiHidden="1" w:unhideWhenUsed="1"/>
-    <w:lsdException w:name="HTML Preformatted" w:semiHidden="1" w:unhideWhenUsed="1"/>
-    <w:lsdException w:name="HTML Sample" w:semiHidden="1" w:unhideWhenUsed="1"/>
-    <w:lsdException w:name="HTML Typewriter" w:semiHidden="1" w:unhideWhenUsed="1"/>
-    <w:lsdException w:name="HTML Variable" w:semiHidden="1" w:unhideWhenUsed="1"/>
-    <w:lsdException w:name="Normal Table" w:semiHidden="1" w:unhideWhenUsed="1"/>
-    <w:lsdException w:name="annotation subject" w:semiHidden="1" w:unhideWhenUsed="1"/>
-    <w:lsdException w:name="No List" w:semiHidden="1" w:unhideWhenUsed="1"/>
-    <w:lsdException w:name="Outline List 1" w:semiHidden="1" w:unhideWhenUsed="1"/>
-    <w:lsdException w:name="Outline List 2" w:semiHidden="1" w:unhideWhenUsed="1"/>
-    <w:lsdException w:name="Outline List 3" w:semiHidden="1" w:unhideWhenUsed="1"/>
-    <w:lsdException w:name="Table Simple 1" w:semiHidden="1" w:unhideWhenUsed="1"/>
-    <w:lsdException w:name="Table Simple 2" w:semiHidden="1" w:unhideWhenUsed="1"/>
-    <w:lsdException w:name="Table Simple 3" w:semiHidden="1" w:unhideWhenUsed="1"/>
-    <w:lsdException w:name="Table Classic 1" w:semiHidden="1" w:unhideWhenUsed="1"/>
-    <w:lsdException w:name="Table Classic 2" w:semiHidden="1" w:unhideWhenUsed="1"/>
-    <w:lsdException w:name="Table Classic 3" w:semiHidden="1" w:unhideWhenUsed="1"/>
-    <w:lsdException w:name="Table Classic 4" w:semiHidden="1" w:unhideWhenUsed="1"/>
-    <w:lsdException w:name="Table Colorful 1" w:semiHidden="1" w:unhideWhenUsed="1"/>
-    <w:lsdException w:name="Table Colorful 2" w:semiHidden="1" w:unhideWhenUsed="1"/>
-    <w:lsdException w:name="Table Colorful 3" w:semiHidden="1" w:unhideWhenUsed="1"/>
-    <w:lsdException w:name="Table Columns 1" w:semiHidden="1" w:unhideWhenUsed="1"/>
-    <w:lsdException w:name="Table Columns 2" w:semiHidden="1" w:unhideWhenUsed="1"/>
-    <w:lsdException w:name="Table Columns 3" w:semiHidden="1" w:unhideWhenUsed="1"/>
-    <w:lsdException w:name="Table Columns 4" w:semiHidden="1" w:unhideWhenUsed="1"/>
-    <w:lsdException w:name="Table Columns 5" w:semiHidden="1" w:unhideWhenUsed="1"/>
-    <w:lsdException w:name="Table Grid 1" w:semiHidden="1" w:unhideWhenUsed="1"/>
-    <w:lsdException w:name="Table Grid 2" w:semiHidden="1" w:unhideWhenUsed="1"/>
-    <w:lsdException w:name="Table Grid 3" w:semiHidden="1" w:unhideWhenUsed="1"/>
-    <w:lsdException w:name="Table Grid 4" w:semiHidden="1" w:unhideWhenUsed="1"/>
-    <w:lsdException w:name="Table Grid 5" w:semiHidden="1" w:unhideWhenUsed="1"/>
-    <w:lsdException w:name="Table Grid 6" w:semiHidden="1" w:unhideWhenUsed="1"/>
-    <w:lsdException w:name="Table Grid 7" w:semiHidden="1" w:unhideWhenUsed="1"/>
-    <w:lsdException w:name="Table Grid 8" w:semiHidden="1" w:unhideWhenUsed="1"/>
-    <w:lsdException w:name="Table List 1" w:semiHidden="1" w:unhideWhenUsed="1"/>
-    <w:lsdException w:name="Table List 2" w:semiHidden="1" w:unhideWhenUsed="1"/>
-    <w:lsdException w:name="Table List 3" w:semiHidden="1" w:unhideWhenUsed="1"/>
-    <w:lsdException w:name="Table List 4" w:semiHidden="1" w:unhideWhenUsed="1"/>
-    <w:lsdException w:name="Table List 5" w:semiHidden="1" w:unhideWhenUsed="1"/>
-    <w:lsdException w:name="Table List 6" w:semiHidden="1" w:unhideWhenUsed="1"/>
-    <w:lsdException w:name="Table List 7" w:semiHidden="1" w:unhideWhenUsed="1"/>
-    <w:lsdException w:name="Table List 8" w:semiHidden="1" w:unhideWhenUsed="1"/>
-    <w:lsdException w:name="Table 3D effects 1" w:semiHidden="1" w:unhideWhenUsed="1"/>
-    <w:lsdException w:name="Table 3D effects 2" w:semiHidden="1" w:unhideWhenUsed="1"/>
-    <w:lsdException w:name="Table 3D effects 3" w:semiHidden="1" w:unhideWhenUsed="1"/>
-    <w:lsdException w:name="Table Contemporary" w:semiHidden="1" w:unhideWhenUsed="1"/>
-    <w:lsdException w:name="Table Elegant" w:semiHidden="1" w:unhideWhenUsed="1"/>
-    <w:lsdException w:name="Table Professional" w:semiHidden="1" w:unhideWhenUsed="1"/>
-    <w:lsdException w:name="Table Subtle 1" w:semiHidden="1" w:unhideWhenUsed="1"/>
-    <w:lsdException w:name="Table Subtle 2" w:semiHidden="1" w:unhideWhenUsed="1"/>
-    <w:lsdException w:name="Table Web 1" w:semiHidden="1" w:unhideWhenUsed="1"/>
-    <w:lsdException w:name="Table Web 2" w:semiHidden="1" w:unhideWhenUsed="1"/>
-    <w:lsdException w:name="Table Web 3" w:semiHidden="1" w:unhideWhenUsed="1"/>
-    <w:lsdException w:name="Balloon Text" w:semiHidden="1" w:unhideWhenUsed="1"/>
-    <w:lsdException w:name="Table Grid" w:uiPriority="39"/>
-    <w:lsdException w:name="Table Theme" w:semiHidden="1" w:unhideWhenUsed="1"/>
-    <w:lsdException w:name="Placeholder Text" w:semiHidden="1"/>
-    <w:lsdException w:name="No Spacing" w:uiPriority="1" w:qFormat="1"/>
-    <w:lsdException w:name="Light Shading" w:uiPriority="60"/>
-    <w:lsdException w:name="Light List" w:uiPriority="61"/>
-    <w:lsdException w:name="Light Grid" w:uiPriority="62"/>
-    <w:lsdException w:name="Medium Shading 1" w:uiPriority="63"/>
-    <w:lsdException w:name="Medium Shading 2" w:uiPriority="64"/>
-    <w:lsdException w:name="Medium List 1" w:uiPriority="65"/>
-    <w:lsdException w:name="Medium List 2" w:uiPriority="66"/>
-    <w:lsdException w:name="Medium Grid 1" w:uiPriority="67"/>
-    <w:lsdException w:name="Medium Grid 2" w:uiPriority="68"/>
-    <w:lsdException w:name="Medium Grid 3" w:uiPriority="69"/>
-    <w:lsdException w:name="Dark List" w:uiPriority="70"/>
-    <w:lsdException w:name="Colorful Shading" w:uiPriority="71"/>
-    <w:lsdException w:name="Colorful List" w:uiPriority="72"/>
-    <w:lsdException w:name="Colorful Grid" w:uiPriority="73"/>
-    <w:lsdException w:name="Light Shading Accent 1" w:uiPriority="60"/>
-    <w:lsdException w:name="Light List Accent 1" w:uiPriority="61"/>
-    <w:lsdException w:name="Light Grid Accent 1" w:uiPriority="62"/>
-    <w:lsdException w:name="Medium Shading 1 Accent 1" w:uiPriority="63"/>
-    <w:lsdException w:name="Medium Shading 2 Accent 1" w:uiPriority="64"/>
-    <w:lsdException w:name="Medium List 1 Accent 1" w:uiPriority="65"/>
-    <w:lsdException w:name="Revision" w:semiHidden="1"/>
-    <w:lsdException w:name="List Paragraph" w:uiPriority="34" w:qFormat="1"/>
-    <w:lsdException w:name="Quote" w:uiPriority="29" w:qFormat="1"/>
-    <w:lsdException w:name="Intense Quote" w:uiPriority="30" w:qFormat="1"/>
-    <w:lsdException w:name="Medium List 2 Accent 1" w:uiPriority="66"/>
-    <w:lsdException w:name="Medium Grid 1 Accent 1" w:uiPriority="67"/>
-    <w:lsdException w:name="Medium Grid 2 Accent 1" w:uiPriority="68"/>
-    <w:lsdException w:name="Medium Grid 3 Accent 1" w:uiPriority="69"/>
-    <w:lsdException w:name="Dark List Accent 1" w:uiPriority="70"/>
-    <w:lsdException w:name="Colorful Shading Accent 1" w:uiPriority="71"/>
-    <w:lsdException w:name="Colorful List Accent 1" w:uiPriority="72"/>
-    <w:lsdException w:name="Colorful Grid Accent 1" w:uiPriority="73"/>
-    <w:lsdException w:name="Light Shading Accent 2" w:uiPriority="60"/>
-    <w:lsdException w:name="Light List Accent 2" w:uiPriority="61"/>
-    <w:lsdException w:name="Light Grid Accent 2" w:uiPriority="62"/>
-    <w:lsdException w:name="Medium Shading 1 Accent 2" w:uiPriority="63"/>
-    <w:lsdException w:name="Medium Shading 2 Accent 2" w:uiPriority="64"/>
-    <w:lsdException w:name="Medium List 1 Accent 2" w:uiPriority="65"/>
-    <w:lsdException w:name="Medium List 2 Accent 2" w:uiPriority="66"/>
-    <w:lsdException w:name="Medium Grid 1 Accent 2" w:uiPriority="67"/>
-    <w:lsdException w:name="Medium Grid 2 Accent 2" w:uiPriority="68"/>
-    <w:lsdException w:name="Medium Grid 3 Accent 2" w:uiPriority="69"/>
-    <w:lsdException w:name="Dark List Accent 2" w:uiPriority="70"/>
-    <w:lsdException w:name="Colorful Shading Accent 2" w:uiPriority="71"/>
-    <w:lsdException w:name="Colorful List Accent 2" w:uiPriority="72"/>
-    <w:lsdException w:name="Colorful Grid Accent 2" w:uiPriority="73"/>
-    <w:lsdException w:name="Light Shading Accent 3" w:uiPriority="60"/>
-    <w:lsdException w:name="Light List Accent 3" w:uiPriority="61"/>
-    <w:lsdException w:name="Light Grid Accent 3" w:uiPriority="62"/>
-    <w:lsdException w:name="Medium Shading 1 Accent 3" w:uiPriority="63"/>
-    <w:lsdException w:name="Medium Shading 2 Accent 3" w:uiPriority="64"/>
-    <w:lsdException w:name="Medium List 1 Accent 3" w:uiPriority="65"/>
-    <w:lsdException w:name="Medium List 2 Accent 3" w:uiPriority="66"/>
-    <w:lsdException w:name="Medium Grid 1 Accent 3" w:uiPriority="67"/>
-    <w:lsdException w:name="Medium Grid 2 Accent 3" w:uiPriority="68"/>
-    <w:lsdException w:name="Medium Grid 3 Accent 3" w:uiPriority="69"/>
-    <w:lsdException w:name="Dark List Accent 3" w:uiPriority="70"/>
-    <w:lsdException w:name="Colorful Shading Accent 3" w:uiPriority="71"/>
-    <w:lsdException w:name="Colorful List Accent 3" w:uiPriority="72"/>
-    <w:lsdException w:name="Colorful Grid Accent 3" w:uiPriority="73"/>
-    <w:lsdException w:name="Light Shading Accent 4" w:uiPriority="60"/>
-    <w:lsdException w:name="Light List Accent 4" w:uiPriority="61"/>
-    <w:lsdException w:name="Light Grid Accent 4" w:uiPriority="62"/>
-    <w:lsdException w:name="Medium Shading 1 Accent 4" w:uiPriority="63"/>
-    <w:lsdException w:name="Medium Shading 2 Accent 4" w:uiPriority="64"/>
-    <w:lsdException w:name="Medium List 1 Accent 4" w:uiPriority="65"/>
-    <w:lsdException w:name="Medium List 2 Accent 4" w:uiPriority="66"/>
-    <w:lsdException w:name="Medium Grid 1 Accent 4" w:uiPriority="67"/>
-    <w:lsdException w:name="Medium Grid 2 Accent 4" w:uiPriority="68"/>
-    <w:lsdException w:name="Medium Grid 3 Accent 4" w:uiPriority="69"/>
-    <w:lsdException w:name="Dark List Accent 4" w:uiPriority="70"/>
-    <w:lsdException w:name="Colorful Shading Accent 4" w:uiPriority="71"/>
-    <w:lsdException w:name="Colorful List Accent 4" w:uiPriority="72"/>
-    <w:lsdException w:name="Colorful Grid Accent 4" w:uiPriority="73"/>
-    <w:lsdException w:name="Light Shading Accent 5" w:uiPriority="60"/>
-    <w:lsdException w:name="Light List Accent 5" w:uiPriority="61"/>
-    <w:lsdException w:name="Light Grid Accent 5" w:uiPriority="62"/>
-    <w:lsdException w:name="Medium Shading 1 Accent 5" w:uiPriority="63"/>
-    <w:lsdException w:name="Medium Shading 2 Accent 5" w:uiPriority="64"/>
-    <w:lsdException w:name="Medium List 1 Accent 5" w:uiPriority="65"/>
-    <w:lsdException w:name="Medium List 2 Accent 5" w:uiPriority="66"/>
-    <w:lsdException w:name="Medium Grid 1 Accent 5" w:uiPriority="67"/>
-    <w:lsdException w:name="Medium Grid 2 Accent 5" w:uiPriority="68"/>
-    <w:lsdException w:name="Medium Grid 3 Accent 5" w:uiPriority="69"/>
-    <w:lsdException w:name="Dark List Accent 5" w:uiPriority="70"/>
-    <w:lsdException w:name="Colorful Shading Accent 5" w:uiPriority="71"/>
-    <w:lsdException w:name="Colorful List Accent 5" w:uiPriority="72"/>
-    <w:lsdException w:name="Colorful Grid Accent 5" w:uiPriority="73"/>
-    <w:lsdException w:name="Light Shading Accent 6" w:uiPriority="60"/>
-    <w:lsdException w:name="Light List Accent 6" w:uiPriority="61"/>
-    <w:lsdException w:name="Light Grid Accent 6" w:uiPriority="62"/>
-    <w:lsdException w:name="Medium Shading 1 Accent 6" w:uiPriority="63"/>
-    <w:lsdException w:name="Medium Shading 2 Accent 6" w:uiPriority="64"/>
-    <w:lsdException w:name="Medium List 1 Accent 6" w:uiPriority="65"/>
-    <w:lsdException w:name="Medium List 2 Accent 6" w:uiPriority="66"/>
-    <w:lsdException w:name="Medium Grid 1 Accent 6" w:uiPriority="67"/>
-    <w:lsdException w:name="Medium Grid 2 Accent 6" w:uiPriority="68"/>
-    <w:lsdException w:name="Medium Grid 3 Accent 6" w:uiPriority="69"/>
-    <w:lsdException w:name="Dark List Accent 6" w:uiPriority="70"/>
-    <w:lsdException w:name="Colorful Shading Accent 6" w:uiPriority="71"/>
-    <w:lsdException w:name="Colorful List Accent 6" w:uiPriority="72"/>
-    <w:lsdException w:name="Colorful Grid Accent 6" w:uiPriority="73"/>
-    <w:lsdException w:name="Subtle Emphasis" w:uiPriority="19" w:qFormat="1"/>
-    <w:lsdException w:name="Intense Emphasis" w:uiPriority="21" w:qFormat="1"/>
-    <w:lsdException w:name="Subtle Reference" w:uiPriority="31" w:qFormat="1"/>
-    <w:lsdException w:name="Intense Reference" w:uiPriority="32" w:qFormat="1"/>
-    <w:lsdException w:name="Book Title" w:uiPriority="33" w:qFormat="1"/>
-    <w:lsdException w:name="Bibliography" w:semiHidden="1" w:uiPriority="37" w:unhideWhenUsed="1"/>
-    <w:lsdException w:name="TOC Heading" w:semiHidden="1" w:uiPriority="39" w:unhideWhenUsed="1" w:qFormat="1"/>
-    <w:lsdException w:name="Plain Table 1" w:uiPriority="41"/>
-    <w:lsdException w:name="Plain Table 2" w:uiPriority="42"/>
-    <w:lsdException w:name="Plain Table 3" w:uiPriority="43"/>
-    <w:lsdException w:name="Plain Table 4" w:uiPriority="44"/>
-    <w:lsdException w:name="Plain Table 5" w:uiPriority="45"/>
-    <w:lsdException w:name="Grid Table Light" w:uiPriority="40"/>
-    <w:lsdException w:name="Grid Table 1 Light" w:uiPriority="46"/>
-    <w:lsdException w:name="Grid Table 2" w:uiPriority="47"/>
-    <w:lsdException w:name="Grid Table 3" w:uiPriority="48"/>
-    <w:lsdException w:name="Grid Table 4" w:uiPriority="49"/>
-    <w:lsdException w:name="Grid Table 5 Dark" w:uiPriority="50"/>
-    <w:lsdException w:name="Grid Table 6 Colorful" w:uiPriority="51"/>
-    <w:lsdException w:name="Grid Table 7 Colorful" w:uiPriority="52"/>
-    <w:lsdException w:name="Grid Table 1 Light Accent 1" w:uiPriority="46"/>
-    <w:lsdException w:name="Grid Table 2 Accent 1" w:uiPriority="47"/>
-    <w:lsdException w:name="Grid Table 3 Accent 1" w:uiPriority="48"/>
-    <w:lsdException w:name="Grid Table 4 Accent 1" w:uiPriority="49"/>
-    <w:lsdException w:name="Grid Table 5 Dark Accent 1" w:uiPriority="50"/>
-    <w:lsdException w:name="Grid Table 6 Colorful Accent 1" w:uiPriority="51"/>
-    <w:lsdException w:name="Grid Table 7 Colorful Accent 1" w:uiPriority="52"/>
-    <w:lsdException w:name="Grid Table 1 Light Accent 2" w:uiPriority="46"/>
-    <w:lsdException w:name="Grid Table 2 Accent 2" w:uiPriority="47"/>
-    <w:lsdException w:name="Grid Table 3 Accent 2" w:uiPriority="48"/>
-    <w:lsdException w:name="Grid Table 4 Accent 2" w:uiPriority="49"/>
-    <w:lsdException w:name="Grid Table 5 Dark Accent 2" w:uiPriority="50"/>
-    <w:lsdException w:name="Grid Table 6 Colorful Accent 2" w:uiPriority="51"/>
-    <w:lsdException w:name="Grid Table 7 Colorful Accent 2" w:uiPriority="52"/>
-    <w:lsdException w:name="Grid Table 1 Light Accent 3" w:uiPriority="46"/>
-    <w:lsdException w:name="Grid Table 2 Accent 3" w:uiPriority="47"/>
-    <w:lsdException w:name="Grid Table 3 Accent 3" w:uiPriority="48"/>
-    <w:lsdException w:name="Grid Table 4 Accent 3" w:uiPriority="49"/>
-    <w:lsdException w:name="Grid Table 5 Dark Accent 3" w:uiPriority="50"/>
-    <w:lsdException w:name="Grid Table 6 Colorful Accent 3" w:uiPriority="51"/>
-    <w:lsdException w:name="Grid Table 7 Colorful Accent 3" w:uiPriority="52"/>
-    <w:lsdException w:name="Grid Table 1 Light Accent 4" w:uiPriority="46"/>
-    <w:lsdException w:name="Grid Table 2 Accent 4" w:uiPriority="47"/>
-    <w:lsdException w:name="Grid Table 3 Accent 4" w:uiPriority="48"/>
-    <w:lsdException w:name="Grid Table 4 Accent 4" w:uiPriority="49"/>
-    <w:lsdException w:name="Grid Table 5 Dark Accent 4" w:uiPriority="50"/>
-    <w:lsdException w:name="Grid Table 6 Colorful Accent 4" w:uiPriority="51"/>
-    <w:lsdException w:name="Grid Table 7 Colorful Accent 4" w:uiPriority="52"/>
-    <w:lsdException w:name="Grid Table 1 Light Accent 5" w:uiPriority="46"/>
-    <w:lsdException w:name="Grid Table 2 Accent 5" w:uiPriority="47"/>
-    <w:lsdException w:name="Grid Table 3 Accent 5" w:uiPriority="48"/>
-    <w:lsdException w:name="Grid Table 4 Accent 5" w:uiPriority="49"/>
-    <w:lsdException w:name="Grid Table 5 Dark Accent 5" w:uiPriority="50"/>
-    <w:lsdException w:name="Grid Table 6 Colorful Accent 5" w:uiPriority="51"/>
-    <w:lsdException w:name="Grid Table 7 Colorful Accent 5" w:uiPriority="52"/>
-    <w:lsdException w:name="Grid Table 1 Light Accent 6" w:uiPriority="46"/>
-    <w:lsdException w:name="Grid Table 2 Accent 6" w:uiPriority="47"/>
-    <w:lsdException w:name="Grid Table 3 Accent 6" w:uiPriority="48"/>
-    <w:lsdException w:name="Grid Table 4 Accent 6" w:uiPriority="49"/>
-    <w:lsdException w:name="Grid Table 5 Dark Accent 6" w:uiPriority="50"/>
-    <w:lsdException w:name="Grid Table 6 Colorful Accent 6" w:uiPriority="51"/>
-    <w:lsdException w:name="Grid Table 7 Colorful Accent 6" w:uiPriority="52"/>
-    <w:lsdException w:name="List Table 1 Light" w:uiPriority="46"/>
-    <w:lsdException w:name="List Table 2" w:uiPriority="47"/>
-    <w:lsdException w:name="List Table 3" w:uiPriority="48"/>
-    <w:lsdException w:name="List Table 4" w:uiPriority="49"/>
-    <w:lsdException w:name="List Table 5 Dark" w:uiPriority="50"/>
-    <w:lsdException w:name="List Table 6 Colorful" w:uiPriority="51"/>
-    <w:lsdException w:name="List Table 7 Colorful" w:uiPriority="52"/>
-    <w:lsdException w:name="List Table 1 Light Accent 1" w:uiPriority="46"/>
-    <w:lsdException w:name="List Table 2 Accent 1" w:uiPriority="47"/>
-    <w:lsdException w:name="List Table 3 Accent 1" w:uiPriority="48"/>
-    <w:lsdException w:name="List Table 4 Accent 1" w:uiPriority="49"/>
-    <w:lsdException w:name="List Table 5 Dark Accent 1" w:uiPriority="50"/>
-    <w:lsdException w:name="List Table 6 Colorful Accent 1" w:uiPriority="51"/>
-    <w:lsdException w:name="List Table 7 Colorful Accent 1" w:uiPriority="52"/>
-    <w:lsdException w:name="List Table 1 Light Accent 2" w:uiPriority="46"/>
-    <w:lsdException w:name="List Table 2 Accent 2" w:uiPriority="47"/>
-    <w:lsdException w:name="List Table 3 Accent 2" w:uiPriority="48"/>
-    <w:lsdException w:name="List Table 4 Accent 2" w:uiPriority="49"/>
-    <w:lsdException w:name="List Table 5 Dark Accent 2" w:uiPriority="50"/>
-    <w:lsdException w:name="List Table 6 Colorful Accent 2" w:uiPriority="51"/>
-    <w:lsdException w:name="List Table 7 Colorful Accent 2" w:uiPriority="52"/>
-    <w:lsdException w:name="List Table 1 Light Accent 3" w:uiPriority="46"/>
-    <w:lsdException w:name="List Table 2 Accent 3" w:uiPriority="47"/>
-    <w:lsdException w:name="List Table 3 Accent 3" w:uiPriority="48"/>
-    <w:lsdException w:name="List Table 4 Accent 3" w:uiPriority="49"/>
-    <w:lsdException w:name="List Table 5 Dark Accent 3" w:uiPriority="50"/>
-    <w:lsdException w:name="List Table 6 Colorful Accent 3" w:uiPriority="51"/>
-    <w:lsdException w:name="List Table 7 Colorful Accent 3" w:uiPriority="52"/>
-    <w:lsdException w:name="List Table 1 Light Accent 4" w:uiPriority="46"/>
-    <w:lsdException w:name="List Table 2 Accent 4" w:uiPriority="47"/>
-    <w:lsdException w:name="List Table 3 Accent 4" w:uiPriority="48"/>
-    <w:lsdException w:name="List Table 4 Accent 4" w:uiPriority="49"/>
-    <w:lsdException w:name="List Table 5 Dark Accent 4" w:uiPriority="50"/>
-    <w:lsdException w:name="List Table 6 Colorful Accent 4" w:uiPriority="51"/>
-    <w:lsdException w:name="List Table 7 Colorful Accent 4" w:uiPriority="52"/>
-    <w:lsdException w:name="List Table 1 Light Accent 5" w:uiPriority="46"/>
-    <w:lsdException w:name="List Table 2 Accent 5" w:uiPriority="47"/>
-    <w:lsdException w:name="List Table 3 Accent 5" w:uiPriority="48"/>
-    <w:lsdException w:name="List Table 4 Accent 5" w:uiPriority="49"/>
-    <w:lsdException w:name="List Table 5 Dark Accent 5" w:uiPriority="50"/>
-    <w:lsdException w:name="List Table 6 Colorful Accent 5" w:uiPriority="51"/>
-    <w:lsdException w:name="List Table 7 Colorful Accent 5" w:uiPriority="52"/>
-    <w:lsdException w:name="List Table 1 Light Accent 6" w:uiPriority="46"/>
-    <w:lsdException w:name="List Table 2 Accent 6" w:uiPriority="47"/>
-    <w:lsdException w:name="List Table 3 Accent 6" w:uiPriority="48"/>
-    <w:lsdException w:name="List Table 4 Accent 6" w:uiPriority="49"/>
-    <w:lsdException w:name="List Table 5 Dark Accent 6" w:uiPriority="50"/>
-    <w:lsdException w:name="List Table 6 Colorful Accent 6" w:uiPriority="51"/>
-    <w:lsdException w:name="List Table 7 Colorful Accent 6" w:uiPriority="52"/>
-    <w:lsdException w:name="Mention" w:semiHidden="1" w:unhideWhenUsed="1"/>
-    <w:lsdException w:name="Smart Hyperlink" w:semiHidden="1" w:unhideWhenUsed="1"/>
-    <w:lsdException w:name="Hashtag" w:semiHidden="1" w:unhideWhenUsed="1"/>
-    <w:lsdException w:name="Unresolved Mention" w:semiHidden="1" w:unhideWhenUsed="1"/>
-    <w:lsdException w:name="Smart Link" w:semiHidden="1" w:unhideWhenUsed="1"/>
+  <w:latentStyles w:defLockedState="0" w:defUIPriority="99" w:defSemiHidden="1" w:defUnhideWhenUsed="1" w:defQFormat="0" w:count="267">
+    <w:lsdException w:name="Normal" w:semiHidden="0" w:uiPriority="0" w:unhideWhenUsed="0" w:qFormat="1"/>
+    <w:lsdException w:name="heading 1" w:semiHidden="0" w:uiPriority="9" w:unhideWhenUsed="0" w:qFormat="1"/>
+    <w:lsdException w:name="heading 2" w:uiPriority="9" w:qFormat="1"/>
+    <w:lsdException w:name="heading 3" w:uiPriority="9" w:qFormat="1"/>
+    <w:lsdException w:name="heading 4" w:uiPriority="9" w:qFormat="1"/>
+    <w:lsdException w:name="heading 5" w:uiPriority="9" w:qFormat="1"/>
+    <w:lsdException w:name="heading 6" w:uiPriority="9" w:qFormat="1"/>
+    <w:lsdException w:name="heading 7" w:uiPriority="9" w:qFormat="1"/>
+    <w:lsdException w:name="heading 8" w:uiPriority="9" w:qFormat="1"/>
+    <w:lsdException w:name="heading 9" w:uiPriority="9" w:qFormat="1"/>
+    <w:lsdException w:name="toc 1" w:uiPriority="39"/>
+    <w:lsdException w:name="toc 2" w:uiPriority="39"/>
+    <w:lsdException w:name="toc 3" w:uiPriority="39"/>
+    <w:lsdException w:name="toc 4" w:uiPriority="39"/>
+    <w:lsdException w:name="toc 5" w:uiPriority="39"/>
+    <w:lsdException w:name="toc 6" w:uiPriority="39"/>
+    <w:lsdException w:name="toc 7" w:uiPriority="39"/>
+    <w:lsdException w:name="toc 8" w:uiPriority="39"/>
+    <w:lsdException w:name="toc 9" w:uiPriority="39"/>
+    <w:lsdException w:name="caption" w:uiPriority="35" w:qFormat="1"/>
+    <w:lsdException w:name="Title" w:semiHidden="0" w:uiPriority="10" w:unhideWhenUsed="0" w:qFormat="1"/>
+    <w:lsdException w:name="Default Paragraph Font" w:uiPriority="1"/>
+    <w:lsdException w:name="Subtitle" w:semiHidden="0" w:uiPriority="11" w:unhideWhenUsed="0" w:qFormat="1"/>
+    <w:lsdException w:name="Strong" w:semiHidden="0" w:uiPriority="22" w:unhideWhenUsed="0" w:qFormat="1"/>
+    <w:lsdException w:name="Emphasis" w:semiHidden="0" w:uiPriority="20" w:unhideWhenUsed="0" w:qFormat="1"/>
+    <w:lsdException w:name="Table Grid" w:semiHidden="0" w:uiPriority="39" w:unhideWhenUsed="0"/>
+    <w:lsdException w:name="Placeholder Text" w:unhideWhenUsed="0"/>
+    <w:lsdException w:name="No Spacing" w:semiHidden="0" w:uiPriority="1" w:unhideWhenUsed="0" w:qFormat="1"/>
+    <w:lsdException w:name="Light Shading" w:semiHidden="0" w:uiPriority="60" w:unhideWhenUsed="0"/>
+    <w:lsdException w:name="Light List" w:semiHidden="0" w:uiPriority="61" w:unhideWhenUsed="0"/>
+    <w:lsdException w:name="Light Grid" w:semiHidden="0" w:uiPriority="62" w:unhideWhenUsed="0"/>
+    <w:lsdException w:name="Medium Shading 1" w:semiHidden="0" w:uiPriority="63" w:unhideWhenUsed="0"/>
+    <w:lsdException w:name="Medium Shading 2" w:semiHidden="0" w:uiPriority="64" w:unhideWhenUsed="0"/>
+    <w:lsdException w:name="Medium List 1" w:semiHidden="0" w:uiPriority="65" w:unhideWhenUsed="0"/>
+    <w:lsdException w:name="Medium List 2" w:semiHidden="0" w:uiPriority="66" w:unhideWhenUsed="0"/>
+    <w:lsdException w:name="Medium Grid 1" w:semiHidden="0" w:uiPriority="67" w:unhideWhenUsed="0"/>
+    <w:lsdException w:name="Medium Grid 2" w:semiHidden="0" w:uiPriority="68" w:unhideWhenUsed="0"/>
+    <w:lsdException w:name="Medium Grid 3" w:semiHidden="0" w:uiPriority="69" w:unhideWhenUsed="0"/>
+    <w:lsdException w:name="Dark List" w:semiHidden="0" w:uiPriority="70" w:unhideWhenUsed="0"/>
+    <w:lsdException w:name="Colorful Shading" w:semiHidden="0" w:uiPriority="71" w:unhideWhenUsed="0"/>
+    <w:lsdException w:name="Colorful List" w:semiHidden="0" w:uiPriority="72" w:unhideWhenUsed="0"/>
+    <w:lsdException w:name="Colorful Grid" w:semiHidden="0" w:uiPriority="73" w:unhideWhenUsed="0"/>
+    <w:lsdException w:name="Light Shading Accent 1" w:semiHidden="0" w:uiPriority="60" w:unhideWhenUsed="0"/>
+    <w:lsdException w:name="Light List Accent 1" w:semiHidden="0" w:uiPriority="61" w:unhideWhenUsed="0"/>
+    <w:lsdException w:name="Light Grid Accent 1" w:semiHidden="0" w:uiPriority="62" w:unhideWhenUsed="0"/>
+    <w:lsdException w:name="Medium Shading 1 Accent 1" w:semiHidden="0" w:uiPriority="63" w:unhideWhenUsed="0"/>
+    <w:lsdException w:name="Medium Shading 2 Accent 1" w:semiHidden="0" w:uiPriority="64" w:unhideWhenUsed="0"/>
+    <w:lsdException w:name="Medium List 1 Accent 1" w:semiHidden="0" w:uiPriority="65" w:unhideWhenUsed="0"/>
+    <w:lsdException w:name="Revision" w:unhideWhenUsed="0"/>
+    <w:lsdException w:name="List Paragraph" w:semiHidden="0" w:uiPriority="34" w:unhideWhenUsed="0" w:qFormat="1"/>
+    <w:lsdException w:name="Quote" w:semiHidden="0" w:uiPriority="29" w:unhideWhenUsed="0" w:qFormat="1"/>
+    <w:lsdException w:name="Intense Quote" w:semiHidden="0" w:uiPriority="30" w:unhideWhenUsed="0" w:qFormat="1"/>
+    <w:lsdException w:name="Medium List 2 Accent 1" w:semiHidden="0" w:uiPriority="66" w:unhideWhenUsed="0"/>
+    <w:lsdException w:name="Medium Grid 1 Accent 1" w:semiHidden="0" w:uiPriority="67" w:unhideWhenUsed="0"/>
+    <w:lsdException w:name="Medium Grid 2 Accent 1" w:semiHidden="0" w:uiPriority="68" w:unhideWhenUsed="0"/>
+    <w:lsdException w:name="Medium Grid 3 Accent 1" w:semiHidden="0" w:uiPriority="69" w:unhideWhenUsed="0"/>
+    <w:lsdException w:name="Dark List Accent 1" w:semiHidden="0" w:uiPriority="70" w:unhideWhenUsed="0"/>
+    <w:lsdException w:name="Colorful Shading Accent 1" w:semiHidden="0" w:uiPriority="71" w:unhideWhenUsed="0"/>
+    <w:lsdException w:name="Colorful List Accent 1" w:semiHidden="0" w:uiPriority="72" w:unhideWhenUsed="0"/>
+    <w:lsdException w:name="Colorful Grid Accent 1" w:semiHidden="0" w:uiPriority="73" w:unhideWhenUsed="0"/>
+    <w:lsdException w:name="Light Shading Accent 2" w:semiHidden="0" w:uiPriority="60" w:unhideWhenUsed="0"/>
+    <w:lsdException w:name="Light List Accent 2" w:semiHidden="0" w:uiPriority="61" w:unhideWhenUsed="0"/>
+    <w:lsdException w:name="Light Grid Accent 2" w:semiHidden="0" w:uiPriority="62" w:unhideWhenUsed="0"/>
+    <w:lsdException w:name="Medium Shading 1 Accent 2" w:semiHidden="0" w:uiPriority="63" w:unhideWhenUsed="0"/>
+    <w:lsdException w:name="Medium Shading 2 Accent 2" w:semiHidden="0" w:uiPriority="64" w:unhideWhenUsed="0"/>
+    <w:lsdException w:name="Medium List 1 Accent 2" w:semiHidden="0" w:uiPriority="65" w:unhideWhenUsed="0"/>
+    <w:lsdException w:name="Medium List 2 Accent 2" w:semiHidden="0" w:uiPriority="66" w:unhideWhenUsed="0"/>
+    <w:lsdException w:name="Medium Grid 1 Accent 2" w:semiHidden="0" w:uiPriority="67" w:unhideWhenUsed="0"/>
+    <w:lsdException w:name="Medium Grid 2 Accent 2" w:semiHidden="0" w:uiPriority="68" w:unhideWhenUsed="0"/>
+    <w:lsdException w:name="Medium Grid 3 Accent 2" w:semiHidden="0" w:uiPriority="69" w:unhideWhenUsed="0"/>
+    <w:lsdException w:name="Dark List Accent 2" w:semiHidden="0" w:uiPriority="70" w:unhideWhenUsed="0"/>
+    <w:lsdException w:name="Colorful Shading Accent 2" w:semiHidden="0" w:uiPriority="71" w:unhideWhenUsed="0"/>
+    <w:lsdException w:name="Colorful List Accent 2" w:semiHidden="0" w:uiPriority="72" w:unhideWhenUsed="0"/>
+    <w:lsdException w:name="Colorful Grid Accent 2" w:semiHidden="0" w:uiPriority="73" w:unhideWhenUsed="0"/>
+    <w:lsdException w:name="Light Shading Accent 3" w:semiHidden="0" w:uiPriority="60" w:unhideWhenUsed="0"/>
+    <w:lsdException w:name="Light List Accent 3" w:semiHidden="0" w:uiPriority="61" w:unhideWhenUsed="0"/>
+    <w:lsdException w:name="Light Grid Accent 3" w:semiHidden="0" w:uiPriority="62" w:unhideWhenUsed="0"/>
+    <w:lsdException w:name="Medium Shading 1 Accent 3" w:semiHidden="0" w:uiPriority="63" w:unhideWhenUsed="0"/>
+    <w:lsdException w:name="Medium Shading 2 Accent 3" w:semiHidden="0" w:uiPriority="64" w:unhideWhenUsed="0"/>
+    <w:lsdException w:name="Medium List 1 Accent 3" w:semiHidden="0" w:uiPriority="65" w:unhideWhenUsed="0"/>
+    <w:lsdException w:name="Medium List 2 Accent 3" w:semiHidden="0" w:uiPriority="66" w:unhideWhenUsed="0"/>
+    <w:lsdException w:name="Medium Grid 1 Accent 3" w:semiHidden="0" w:uiPriority="67" w:unhideWhenUsed="0"/>
+    <w:lsdException w:name="Medium Grid 2 Accent 3" w:semiHidden="0" w:uiPriority="68" w:unhideWhenUsed="0"/>
+    <w:lsdException w:name="Medium Grid 3 Accent 3" w:semiHidden="0" w:uiPriority="69" w:unhideWhenUsed="0"/>
+    <w:lsdException w:name="Dark List Accent 3" w:semiHidden="0" w:uiPriority="70" w:unhideWhenUsed="0"/>
+    <w:lsdException w:name="Colorful Shading Accent 3" w:semiHidden="0" w:uiPriority="71" w:unhideWhenUsed="0"/>
+    <w:lsdException w:name="Colorful List Accent 3" w:semiHidden="0" w:uiPriority="72" w:unhideWhenUsed="0"/>
+    <w:lsdException w:name="Colorful Grid Accent 3" w:semiHidden="0" w:uiPriority="73" w:unhideWhenUsed="0"/>
+    <w:lsdException w:name="Light Shading Accent 4" w:semiHidden="0" w:uiPriority="60" w:unhideWhenUsed="0"/>
+    <w:lsdException w:name="Light List Accent 4" w:semiHidden="0" w:uiPriority="61" w:unhideWhenUsed="0"/>
+    <w:lsdException w:name="Light Grid Accent 4" w:semiHidden="0" w:uiPriority="62" w:unhideWhenUsed="0"/>
+    <w:lsdException w:name="Medium Shading 1 Accent 4" w:semiHidden="0" w:uiPriority="63" w:unhideWhenUsed="0"/>
+    <w:lsdException w:name="Medium Shading 2 Accent 4" w:semiHidden="0" w:uiPriority="64" w:unhideWhenUsed="0"/>
+    <w:lsdException w:name="Medium List 1 Accent 4" w:semiHidden="0" w:uiPriority="65" w:unhideWhenUsed="0"/>
+    <w:lsdException w:name="Medium List 2 Accent 4" w:semiHidden="0" w:uiPriority="66" w:unhideWhenUsed="0"/>
+    <w:lsdException w:name="Medium Grid 1 Accent 4" w:semiHidden="0" w:uiPriority="67" w:unhideWhenUsed="0"/>
+    <w:lsdException w:name="Medium Grid 2 Accent 4" w:semiHidden="0" w:uiPriority="68" w:unhideWhenUsed="0"/>
+    <w:lsdException w:name="Medium Grid 3 Accent 4" w:semiHidden="0" w:uiPriority="69" w:unhideWhenUsed="0"/>
+    <w:lsdException w:name="Dark List Accent 4" w:semiHidden="0" w:uiPriority="70" w:unhideWhenUsed="0"/>
+    <w:lsdException w:name="Colorful Shading Accent 4" w:semiHidden="0" w:uiPriority="71" w:unhideWhenUsed="0"/>
+    <w:lsdException w:name="Colorful List Accent 4" w:semiHidden="0" w:uiPriority="72" w:unhideWhenUsed="0"/>
+    <w:lsdException w:name="Colorful Grid Accent 4" w:semiHidden="0" w:uiPriority="73" w:unhideWhenUsed="0"/>
+    <w:lsdException w:name="Light Shading Accent 5" w:semiHidden="0" w:uiPriority="60" w:unhideWhenUsed="0"/>
+    <w:lsdException w:name="Light List Accent 5" w:semiHidden="0" w:uiPriority="61" w:unhideWhenUsed="0"/>
+    <w:lsdException w:name="Light Grid Accent 5" w:semiHidden="0" w:uiPriority="62" w:unhideWhenUsed="0"/>
+    <w:lsdException w:name="Medium Shading 1 Accent 5" w:semiHidden="0" w:uiPriority="63" w:unhideWhenUsed="0"/>
+    <w:lsdException w:name="Medium Shading 2 Accent 5" w:semiHidden="0" w:uiPriority="64" w:unhideWhenUsed="0"/>
+    <w:lsdException w:name="Medium List 1 Accent 5" w:semiHidden="0" w:uiPriority="65" w:unhideWhenUsed="0"/>
+    <w:lsdException w:name="Medium List 2 Accent 5" w:semiHidden="0" w:uiPriority="66" w:unhideWhenUsed="0"/>
+    <w:lsdException w:name="Medium Grid 1 Accent 5" w:semiHidden="0" w:uiPriority="67" w:unhideWhenUsed="0"/>
+    <w:lsdException w:name="Medium Grid 2 Accent 5" w:semiHidden="0" w:uiPriority="68" w:unhideWhenUsed="0"/>
+    <w:lsdException w:name="Medium Grid 3 Accent 5" w:semiHidden="0" w:uiPriority="69" w:unhideWhenUsed="0"/>
+    <w:lsdException w:name="Dark List Accent 5" w:semiHidden="0" w:uiPriority="70" w:unhideWhenUsed="0"/>
+    <w:lsdException w:name="Colorful Shading Accent 5" w:semiHidden="0" w:uiPriority="71" w:unhideWhenUsed="0"/>
+    <w:lsdException w:name="Colorful List Accent 5" w:semiHidden="0" w:uiPriority="72" w:unhideWhenUsed="0"/>
+    <w:lsdException w:name="Colorful Grid Accent 5" w:semiHidden="0" w:uiPriority="73" w:unhideWhenUsed="0"/>
+    <w:lsdException w:name="Light Shading Accent 6" w:semiHidden="0" w:uiPriority="60" w:unhideWhenUsed="0"/>
+    <w:lsdException w:name="Light List Accent 6" w:semiHidden="0" w:uiPriority="61" w:unhideWhenUsed="0"/>
+    <w:lsdException w:name="Light Grid Accent 6" w:semiHidden="0" w:uiPriority="62" w:unhideWhenUsed="0"/>
+    <w:lsdException w:name="Medium Shading 1 Accent 6" w:semiHidden="0" w:uiPriority="63" w:unhideWhenUsed="0"/>
+    <w:lsdException w:name="Medium Shading 2 Accent 6" w:semiHidden="0" w:uiPriority="64" w:unhideWhenUsed="0"/>
+    <w:lsdException w:name="Medium List 1 Accent 6" w:semiHidden="0" w:uiPriority="65" w:unhideWhenUsed="0"/>
+    <w:lsdException w:name="Medium List 2 Accent 6" w:semiHidden="0" w:uiPriority="66" w:unhideWhenUsed="0"/>
+    <w:lsdException w:name="Medium Grid 1 Accent 6" w:semiHidden="0" w:uiPriority="67" w:unhideWhenUsed="0"/>
+    <w:lsdException w:name="Medium Grid 2 Accent 6" w:semiHidden="0" w:uiPriority="68" w:unhideWhenUsed="0"/>
+    <w:lsdException w:name="Medium Grid 3 Accent 6" w:semiHidden="0" w:uiPriority="69" w:unhideWhenUsed="0"/>
+    <w:lsdException w:name="Dark List Accent 6" w:semiHidden="0" w:uiPriority="70" w:unhideWhenUsed="0"/>
+    <w:lsdException w:name="Colorful Shading Accent 6" w:semiHidden="0" w:uiPriority="71" w:unhideWhenUsed="0"/>
+    <w:lsdException w:name="Colorful List Accent 6" w:semiHidden="0" w:uiPriority="72" w:unhideWhenUsed="0"/>
+    <w:lsdException w:name="Colorful Grid Accent 6" w:semiHidden="0" w:uiPriority="73" w:unhideWhenUsed="0"/>
+    <w:lsdException w:name="Subtle Emphasis" w:semiHidden="0" w:uiPriority="19" w:unhideWhenUsed="0" w:qFormat="1"/>
+    <w:lsdException w:name="Intense Emphasis" w:semiHidden="0" w:uiPriority="21" w:unhideWhenUsed="0" w:qFormat="1"/>
+    <w:lsdException w:name="Subtle Reference" w:semiHidden="0" w:uiPriority="31" w:unhideWhenUsed="0" w:qFormat="1"/>
+    <w:lsdException w:name="Intense Reference" w:semiHidden="0" w:uiPriority="32" w:unhideWhenUsed="0" w:qFormat="1"/>
+    <w:lsdException w:name="Book Title" w:semiHidden="0" w:uiPriority="33" w:unhideWhenUsed="0" w:qFormat="1"/>
+    <w:lsdException w:name="Bibliography" w:uiPriority="37"/>
+    <w:lsdException w:name="TOC Heading" w:uiPriority="39" w:qFormat="1"/>
   </w:latentStyles>
   <w:style w:type="paragraph" w:default="1" w:styleId="Normal">
     <w:name w:val="Normal"/>
     <w:qFormat/>
+    <w:rsid w:val="007830EF"/>
   </w:style>
   <w:style w:type="paragraph" w:styleId="Heading1">
     <w:name w:val="heading 1"/>
@@ -1246,6 +766,7 @@
     <w:next w:val="Normal"/>
     <w:uiPriority w:val="9"/>
     <w:qFormat/>
+    <w:rsid w:val="007830EF"/>
     <w:pPr>
       <w:keepNext/>
       <w:keepLines/>
@@ -1265,6 +786,7 @@
     <w:uiPriority w:val="9"/>
     <w:unhideWhenUsed/>
     <w:qFormat/>
+    <w:rsid w:val="007830EF"/>
     <w:pPr>
       <w:keepNext/>
       <w:keepLines/>
@@ -1285,6 +807,7 @@
     <w:semiHidden/>
     <w:unhideWhenUsed/>
     <w:qFormat/>
+    <w:rsid w:val="007830EF"/>
     <w:pPr>
       <w:keepNext/>
       <w:keepLines/>
@@ -1305,6 +828,7 @@
     <w:semiHidden/>
     <w:unhideWhenUsed/>
     <w:qFormat/>
+    <w:rsid w:val="007830EF"/>
     <w:pPr>
       <w:keepNext/>
       <w:keepLines/>
@@ -1325,6 +849,7 @@
     <w:semiHidden/>
     <w:unhideWhenUsed/>
     <w:qFormat/>
+    <w:rsid w:val="007830EF"/>
     <w:pPr>
       <w:keepNext/>
       <w:keepLines/>
@@ -1343,6 +868,7 @@
     <w:semiHidden/>
     <w:unhideWhenUsed/>
     <w:qFormat/>
+    <w:rsid w:val="007830EF"/>
     <w:pPr>
       <w:keepNext/>
       <w:keepLines/>
@@ -1366,6 +892,7 @@
     <w:uiPriority w:val="99"/>
     <w:semiHidden/>
     <w:unhideWhenUsed/>
+    <w:qFormat/>
     <w:tblPr>
       <w:tblInd w:w="0" w:type="dxa"/>
       <w:tblCellMar>
@@ -1388,6 +915,7 @@
     <w:next w:val="Normal"/>
     <w:uiPriority w:val="10"/>
     <w:qFormat/>
+    <w:rsid w:val="007830EF"/>
     <w:pPr>
       <w:keepNext/>
       <w:keepLines/>
@@ -1408,6 +936,7 @@
       <w:spacing w:after="0" w:line="240" w:lineRule="auto"/>
     </w:pPr>
     <w:tblPr>
+      <w:tblInd w:w="0" w:type="dxa"/>
       <w:tblBorders>
         <w:top w:val="single" w:sz="4" w:space="0" w:color="auto"/>
         <w:left w:val="single" w:sz="4" w:space="0" w:color="auto"/>
@@ -1416,6 +945,12 @@
         <w:insideH w:val="single" w:sz="4" w:space="0" w:color="auto"/>
         <w:insideV w:val="single" w:sz="4" w:space="0" w:color="auto"/>
       </w:tblBorders>
+      <w:tblCellMar>
+        <w:top w:w="0" w:type="dxa"/>
+        <w:left w:w="108" w:type="dxa"/>
+        <w:bottom w:w="0" w:type="dxa"/>
+        <w:right w:w="108" w:type="dxa"/>
+      </w:tblCellMar>
     </w:tblPr>
   </w:style>
   <w:style w:type="character" w:styleId="Hyperlink">
@@ -1429,7 +964,7 @@
       <w:u w:val="single"/>
     </w:rPr>
   </w:style>
-  <w:style w:type="character" w:styleId="UnresolvedMention">
+  <w:style w:type="character" w:customStyle="1" w:styleId="UnresolvedMention">
     <w:name w:val="Unresolved Mention"/>
     <w:basedOn w:val="DefaultParagraphFont"/>
     <w:uiPriority w:val="99"/>
@@ -1463,6 +998,7 @@
     <w:next w:val="Normal"/>
     <w:uiPriority w:val="11"/>
     <w:qFormat/>
+    <w:rsid w:val="007830EF"/>
     <w:pPr>
       <w:keepNext/>
       <w:keepLines/>
@@ -1478,12 +1014,20 @@
   </w:style>
   <w:style w:type="table" w:customStyle="1" w:styleId="a">
     <w:basedOn w:val="TableNormal"/>
+    <w:rsid w:val="007830EF"/>
     <w:pPr>
       <w:spacing w:after="0" w:line="240" w:lineRule="auto"/>
     </w:pPr>
     <w:tblPr>
       <w:tblStyleRowBandSize w:val="1"/>
       <w:tblStyleColBandSize w:val="1"/>
+      <w:tblInd w:w="0" w:type="dxa"/>
+      <w:tblCellMar>
+        <w:top w:w="0" w:type="dxa"/>
+        <w:left w:w="108" w:type="dxa"/>
+        <w:bottom w:w="0" w:type="dxa"/>
+        <w:right w:w="108" w:type="dxa"/>
+      </w:tblCellMar>
     </w:tblPr>
   </w:style>
   <w:style w:type="paragraph" w:styleId="Header">
@@ -1529,6 +1073,36 @@
     <w:link w:val="Footer"/>
     <w:uiPriority w:val="99"/>
     <w:rsid w:val="003D028E"/>
+  </w:style>
+  <w:style w:type="paragraph" w:styleId="BalloonText">
+    <w:name w:val="Balloon Text"/>
+    <w:basedOn w:val="Normal"/>
+    <w:link w:val="BalloonTextChar"/>
+    <w:uiPriority w:val="99"/>
+    <w:semiHidden/>
+    <w:unhideWhenUsed/>
+    <w:rsid w:val="00E70E1B"/>
+    <w:pPr>
+      <w:spacing w:after="0" w:line="240" w:lineRule="auto"/>
+    </w:pPr>
+    <w:rPr>
+      <w:rFonts w:ascii="Tahoma" w:hAnsi="Tahoma" w:cs="Tahoma"/>
+      <w:sz w:val="16"/>
+      <w:szCs w:val="16"/>
+    </w:rPr>
+  </w:style>
+  <w:style w:type="character" w:customStyle="1" w:styleId="BalloonTextChar">
+    <w:name w:val="Balloon Text Char"/>
+    <w:basedOn w:val="DefaultParagraphFont"/>
+    <w:link w:val="BalloonText"/>
+    <w:uiPriority w:val="99"/>
+    <w:semiHidden/>
+    <w:rsid w:val="00E70E1B"/>
+    <w:rPr>
+      <w:rFonts w:ascii="Tahoma" w:hAnsi="Tahoma" w:cs="Tahoma"/>
+      <w:sz w:val="16"/>
+      <w:szCs w:val="16"/>
+    </w:rPr>
   </w:style>
 </w:styles>
 </file>
@@ -1576,7 +1150,7 @@
     </a:clrScheme>
     <a:fontScheme name="Office">
       <a:majorFont>
-        <a:latin typeface="Calibri Light" panose="020F0302020204030204"/>
+        <a:latin typeface="Calibri Light"/>
         <a:ea typeface=""/>
         <a:cs typeface=""/>
         <a:font script="Jpan" typeface="游ゴシック Light"/>
@@ -1628,7 +1202,7 @@
         <a:font script="Tfng" typeface="Ebrima"/>
       </a:majorFont>
       <a:minorFont>
-        <a:latin typeface="Calibri" panose="020F0502020204030204"/>
+        <a:latin typeface="Calibri"/>
         <a:ea typeface=""/>
         <a:cs typeface=""/>
         <a:font script="Jpan" typeface="游明朝"/>
@@ -1822,7 +1396,7 @@
   <a:extraClrSchemeLst/>
   <a:extLst>
     <a:ext uri="{05A4C25C-085E-4340-85A3-A5531E510DB2}">
-      <thm15:themeFamily xmlns:thm15="http://schemas.microsoft.com/office/thememl/2012/main" name="Office Theme" id="{62F939B6-93AF-4DB8-9C6B-D6C7DFDC589F}" vid="{4A3C46E8-61CC-4603-A589-7422A47A8E4A}"/>
+      <thm15:themeFamily xmlns:thm15="http://schemas.microsoft.com/office/thememl/2012/main" xmlns="" name="Office Theme" id="{62F939B6-93AF-4DB8-9C6B-D6C7DFDC589F}" vid="{4A3C46E8-61CC-4603-A589-7422A47A8E4A}"/>
     </a:ext>
   </a:extLst>
 </a:theme>
